--- a/docs/Описание_параметров_Motion_Detector.docx
+++ b/docs/Описание_параметров_Motion_Detector.docx
@@ -158,9 +158,13 @@
             <w:tcW w:w="2160" w:type="dxa"/>
           </w:tcPr>
           <w:p>
+            <w:proofErr w:type="spellStart"/>
+            <w:proofErr w:type="gramStart"/>
             <w:r>
               <w:t>motion.minArea</w:t>
             </w:r>
+            <w:proofErr w:type="spellEnd"/>
+            <w:proofErr w:type="gramEnd"/>
           </w:p>
         </w:tc>
         <w:tc>
@@ -556,7 +560,4911 @@
         <w:br/>
       </w:r>
     </w:p>
-    <w:p/>
+    <w:p>
+      <w:pPr>
+        <w:rPr>
+          <w:lang w:val="ru-RU"/>
+        </w:rPr>
+      </w:pPr>
+    </w:p>
+    <w:tbl>
+      <w:tblPr>
+        <w:tblW w:w="0" w:type="auto"/>
+        <w:tblCellSpacing w:w="15" w:type="dxa"/>
+        <w:tblCellMar>
+          <w:top w:w="15" w:type="dxa"/>
+          <w:left w:w="15" w:type="dxa"/>
+          <w:bottom w:w="15" w:type="dxa"/>
+          <w:right w:w="15" w:type="dxa"/>
+        </w:tblCellMar>
+        <w:tblLook w:val="04A0" w:firstRow="1" w:lastRow="0" w:firstColumn="1" w:lastColumn="0" w:noHBand="0" w:noVBand="1"/>
+      </w:tblPr>
+      <w:tblGrid>
+        <w:gridCol w:w="1762"/>
+        <w:gridCol w:w="1448"/>
+        <w:gridCol w:w="1285"/>
+        <w:gridCol w:w="1359"/>
+        <w:gridCol w:w="1556"/>
+        <w:gridCol w:w="1320"/>
+      </w:tblGrid>
+      <w:tr>
+        <w:trPr>
+          <w:tblHeader/>
+          <w:tblCellSpacing w:w="15" w:type="dxa"/>
+        </w:trPr>
+        <w:tc>
+          <w:tcPr>
+            <w:tcW w:w="0" w:type="auto"/>
+            <w:vAlign w:val="center"/>
+            <w:hideMark/>
+          </w:tcPr>
+          <w:p>
+            <w:pPr>
+              <w:rPr>
+                <w:b/>
+                <w:bCs/>
+                <w:lang w:val="uk-UA"/>
+              </w:rPr>
+            </w:pPr>
+            <w:r>
+              <w:rPr>
+                <w:b/>
+                <w:bCs/>
+                <w:lang w:val="uk-UA"/>
+              </w:rPr>
+              <w:t>Параметр</w:t>
+            </w:r>
+          </w:p>
+        </w:tc>
+        <w:tc>
+          <w:tcPr>
+            <w:tcW w:w="0" w:type="auto"/>
+            <w:vAlign w:val="center"/>
+            <w:hideMark/>
+          </w:tcPr>
+          <w:p>
+            <w:pPr>
+              <w:rPr>
+                <w:b/>
+                <w:bCs/>
+                <w:lang w:val="uk-UA"/>
+              </w:rPr>
+            </w:pPr>
+            <w:proofErr w:type="spellStart"/>
+            <w:r>
+              <w:rPr>
+                <w:b/>
+                <w:bCs/>
+                <w:lang w:val="uk-UA"/>
+              </w:rPr>
+              <w:t>Русское</w:t>
+            </w:r>
+            <w:proofErr w:type="spellEnd"/>
+            <w:r>
+              <w:rPr>
+                <w:b/>
+                <w:bCs/>
+                <w:lang w:val="uk-UA"/>
+              </w:rPr>
+              <w:t xml:space="preserve"> </w:t>
+            </w:r>
+            <w:proofErr w:type="spellStart"/>
+            <w:r>
+              <w:rPr>
+                <w:b/>
+                <w:bCs/>
+                <w:lang w:val="uk-UA"/>
+              </w:rPr>
+              <w:t>название</w:t>
+            </w:r>
+            <w:proofErr w:type="spellEnd"/>
+          </w:p>
+        </w:tc>
+        <w:tc>
+          <w:tcPr>
+            <w:tcW w:w="0" w:type="auto"/>
+            <w:vAlign w:val="center"/>
+            <w:hideMark/>
+          </w:tcPr>
+          <w:p>
+            <w:pPr>
+              <w:rPr>
+                <w:b/>
+                <w:bCs/>
+                <w:lang w:val="uk-UA"/>
+              </w:rPr>
+            </w:pPr>
+            <w:r>
+              <w:rPr>
+                <w:b/>
+                <w:bCs/>
+                <w:lang w:val="uk-UA"/>
+              </w:rPr>
+              <w:t xml:space="preserve">За </w:t>
+            </w:r>
+            <w:proofErr w:type="spellStart"/>
+            <w:r>
+              <w:rPr>
+                <w:b/>
+                <w:bCs/>
+                <w:lang w:val="uk-UA"/>
+              </w:rPr>
+              <w:t>что</w:t>
+            </w:r>
+            <w:proofErr w:type="spellEnd"/>
+            <w:r>
+              <w:rPr>
+                <w:b/>
+                <w:bCs/>
+                <w:lang w:val="uk-UA"/>
+              </w:rPr>
+              <w:t xml:space="preserve"> </w:t>
+            </w:r>
+            <w:proofErr w:type="spellStart"/>
+            <w:r>
+              <w:rPr>
+                <w:b/>
+                <w:bCs/>
+                <w:lang w:val="uk-UA"/>
+              </w:rPr>
+              <w:t>отвечает</w:t>
+            </w:r>
+            <w:proofErr w:type="spellEnd"/>
+          </w:p>
+        </w:tc>
+        <w:tc>
+          <w:tcPr>
+            <w:tcW w:w="0" w:type="auto"/>
+            <w:vAlign w:val="center"/>
+            <w:hideMark/>
+          </w:tcPr>
+          <w:p>
+            <w:pPr>
+              <w:rPr>
+                <w:b/>
+                <w:bCs/>
+                <w:lang w:val="uk-UA"/>
+              </w:rPr>
+            </w:pPr>
+            <w:proofErr w:type="spellStart"/>
+            <w:r>
+              <w:rPr>
+                <w:b/>
+                <w:bCs/>
+                <w:lang w:val="uk-UA"/>
+              </w:rPr>
+              <w:t>Если</w:t>
+            </w:r>
+            <w:proofErr w:type="spellEnd"/>
+            <w:r>
+              <w:rPr>
+                <w:b/>
+                <w:bCs/>
+                <w:lang w:val="uk-UA"/>
+              </w:rPr>
+              <w:t xml:space="preserve"> </w:t>
+            </w:r>
+            <w:proofErr w:type="spellStart"/>
+            <w:r>
+              <w:rPr>
+                <w:b/>
+                <w:bCs/>
+                <w:lang w:val="uk-UA"/>
+              </w:rPr>
+              <w:t>увеличить</w:t>
+            </w:r>
+            <w:proofErr w:type="spellEnd"/>
+          </w:p>
+        </w:tc>
+        <w:tc>
+          <w:tcPr>
+            <w:tcW w:w="0" w:type="auto"/>
+            <w:vAlign w:val="center"/>
+            <w:hideMark/>
+          </w:tcPr>
+          <w:p>
+            <w:pPr>
+              <w:rPr>
+                <w:b/>
+                <w:bCs/>
+                <w:lang w:val="uk-UA"/>
+              </w:rPr>
+            </w:pPr>
+            <w:proofErr w:type="spellStart"/>
+            <w:r>
+              <w:rPr>
+                <w:b/>
+                <w:bCs/>
+                <w:lang w:val="uk-UA"/>
+              </w:rPr>
+              <w:t>Если</w:t>
+            </w:r>
+            <w:proofErr w:type="spellEnd"/>
+            <w:r>
+              <w:rPr>
+                <w:b/>
+                <w:bCs/>
+                <w:lang w:val="uk-UA"/>
+              </w:rPr>
+              <w:t xml:space="preserve"> </w:t>
+            </w:r>
+            <w:proofErr w:type="spellStart"/>
+            <w:r>
+              <w:rPr>
+                <w:b/>
+                <w:bCs/>
+                <w:lang w:val="uk-UA"/>
+              </w:rPr>
+              <w:t>уменьшить</w:t>
+            </w:r>
+            <w:proofErr w:type="spellEnd"/>
+          </w:p>
+        </w:tc>
+        <w:tc>
+          <w:tcPr>
+            <w:tcW w:w="0" w:type="auto"/>
+            <w:vAlign w:val="center"/>
+            <w:hideMark/>
+          </w:tcPr>
+          <w:p>
+            <w:pPr>
+              <w:rPr>
+                <w:b/>
+                <w:bCs/>
+                <w:lang w:val="uk-UA"/>
+              </w:rPr>
+            </w:pPr>
+            <w:proofErr w:type="spellStart"/>
+            <w:r>
+              <w:rPr>
+                <w:b/>
+                <w:bCs/>
+                <w:lang w:val="uk-UA"/>
+              </w:rPr>
+              <w:t>Рекомендуемый</w:t>
+            </w:r>
+            <w:proofErr w:type="spellEnd"/>
+            <w:r>
+              <w:rPr>
+                <w:b/>
+                <w:bCs/>
+                <w:lang w:val="uk-UA"/>
+              </w:rPr>
+              <w:t xml:space="preserve"> </w:t>
+            </w:r>
+            <w:proofErr w:type="spellStart"/>
+            <w:r>
+              <w:rPr>
+                <w:b/>
+                <w:bCs/>
+                <w:lang w:val="uk-UA"/>
+              </w:rPr>
+              <w:t>диапазон</w:t>
+            </w:r>
+            <w:proofErr w:type="spellEnd"/>
+          </w:p>
+        </w:tc>
+      </w:tr>
+      <w:tr>
+        <w:trPr>
+          <w:tblCellSpacing w:w="15" w:type="dxa"/>
+        </w:trPr>
+        <w:tc>
+          <w:tcPr>
+            <w:tcW w:w="0" w:type="auto"/>
+            <w:vAlign w:val="center"/>
+            <w:hideMark/>
+          </w:tcPr>
+          <w:p>
+            <w:pPr>
+              <w:rPr>
+                <w:lang w:val="uk-UA"/>
+              </w:rPr>
+            </w:pPr>
+            <w:proofErr w:type="spellStart"/>
+            <w:r>
+              <w:rPr>
+                <w:b/>
+                <w:bCs/>
+                <w:lang w:val="uk-UA"/>
+              </w:rPr>
+              <w:t>motion.threshold</w:t>
+            </w:r>
+            <w:proofErr w:type="spellEnd"/>
+          </w:p>
+        </w:tc>
+        <w:tc>
+          <w:tcPr>
+            <w:tcW w:w="0" w:type="auto"/>
+            <w:vAlign w:val="center"/>
+            <w:hideMark/>
+          </w:tcPr>
+          <w:p>
+            <w:pPr>
+              <w:rPr>
+                <w:lang w:val="uk-UA"/>
+              </w:rPr>
+            </w:pPr>
+            <w:proofErr w:type="spellStart"/>
+            <w:r>
+              <w:rPr>
+                <w:b/>
+                <w:bCs/>
+                <w:lang w:val="uk-UA"/>
+              </w:rPr>
+              <w:t>Порог</w:t>
+            </w:r>
+            <w:proofErr w:type="spellEnd"/>
+            <w:r>
+              <w:rPr>
+                <w:b/>
+                <w:bCs/>
+                <w:lang w:val="uk-UA"/>
+              </w:rPr>
+              <w:t xml:space="preserve"> </w:t>
+            </w:r>
+            <w:proofErr w:type="spellStart"/>
+            <w:r>
+              <w:rPr>
+                <w:b/>
+                <w:bCs/>
+                <w:lang w:val="uk-UA"/>
+              </w:rPr>
+              <w:t>чувствительности</w:t>
+            </w:r>
+            <w:proofErr w:type="spellEnd"/>
+          </w:p>
+        </w:tc>
+        <w:tc>
+          <w:tcPr>
+            <w:tcW w:w="0" w:type="auto"/>
+            <w:vAlign w:val="center"/>
+            <w:hideMark/>
+          </w:tcPr>
+          <w:p>
+            <w:pPr>
+              <w:rPr>
+                <w:lang w:val="uk-UA"/>
+              </w:rPr>
+            </w:pPr>
+            <w:proofErr w:type="spellStart"/>
+            <w:r>
+              <w:rPr>
+                <w:lang w:val="uk-UA"/>
+              </w:rPr>
+              <w:t>Минимальная</w:t>
+            </w:r>
+            <w:proofErr w:type="spellEnd"/>
+            <w:r>
+              <w:rPr>
+                <w:lang w:val="uk-UA"/>
+              </w:rPr>
+              <w:t xml:space="preserve"> </w:t>
+            </w:r>
+            <w:proofErr w:type="spellStart"/>
+            <w:r>
+              <w:rPr>
+                <w:lang w:val="uk-UA"/>
+              </w:rPr>
+              <w:t>разница</w:t>
+            </w:r>
+            <w:proofErr w:type="spellEnd"/>
+            <w:r>
+              <w:rPr>
+                <w:lang w:val="uk-UA"/>
+              </w:rPr>
+              <w:t xml:space="preserve"> </w:t>
+            </w:r>
+            <w:proofErr w:type="spellStart"/>
+            <w:r>
+              <w:rPr>
+                <w:lang w:val="uk-UA"/>
+              </w:rPr>
+              <w:t>между</w:t>
+            </w:r>
+            <w:proofErr w:type="spellEnd"/>
+            <w:r>
+              <w:rPr>
+                <w:lang w:val="uk-UA"/>
+              </w:rPr>
+              <w:t xml:space="preserve"> </w:t>
+            </w:r>
+            <w:proofErr w:type="spellStart"/>
+            <w:r>
+              <w:rPr>
+                <w:lang w:val="uk-UA"/>
+              </w:rPr>
+              <w:t>текущим</w:t>
+            </w:r>
+            <w:proofErr w:type="spellEnd"/>
+            <w:r>
+              <w:rPr>
+                <w:lang w:val="uk-UA"/>
+              </w:rPr>
+              <w:t xml:space="preserve"> кадром и фоном, </w:t>
+            </w:r>
+            <w:proofErr w:type="spellStart"/>
+            <w:r>
+              <w:rPr>
+                <w:lang w:val="uk-UA"/>
+              </w:rPr>
+              <w:t>которая</w:t>
+            </w:r>
+            <w:proofErr w:type="spellEnd"/>
+            <w:r>
+              <w:rPr>
+                <w:lang w:val="uk-UA"/>
+              </w:rPr>
+              <w:t xml:space="preserve"> </w:t>
+            </w:r>
+            <w:proofErr w:type="spellStart"/>
+            <w:r>
+              <w:rPr>
+                <w:lang w:val="uk-UA"/>
+              </w:rPr>
+              <w:t>считается</w:t>
+            </w:r>
+            <w:proofErr w:type="spellEnd"/>
+            <w:r>
+              <w:rPr>
+                <w:lang w:val="uk-UA"/>
+              </w:rPr>
+              <w:t xml:space="preserve"> </w:t>
+            </w:r>
+            <w:proofErr w:type="spellStart"/>
+            <w:r>
+              <w:rPr>
+                <w:lang w:val="uk-UA"/>
+              </w:rPr>
+              <w:t>движением</w:t>
+            </w:r>
+            <w:proofErr w:type="spellEnd"/>
+            <w:r>
+              <w:rPr>
+                <w:lang w:val="uk-UA"/>
+              </w:rPr>
+              <w:t>.</w:t>
+            </w:r>
+          </w:p>
+        </w:tc>
+        <w:tc>
+          <w:tcPr>
+            <w:tcW w:w="0" w:type="auto"/>
+            <w:vAlign w:val="center"/>
+            <w:hideMark/>
+          </w:tcPr>
+          <w:p>
+            <w:pPr>
+              <w:rPr>
+                <w:lang w:val="uk-UA"/>
+              </w:rPr>
+            </w:pPr>
+            <w:r>
+              <w:rPr>
+                <w:lang w:val="uk-UA"/>
+              </w:rPr>
+              <w:t xml:space="preserve">Детектор </w:t>
+            </w:r>
+            <w:proofErr w:type="spellStart"/>
+            <w:r>
+              <w:rPr>
+                <w:lang w:val="uk-UA"/>
+              </w:rPr>
+              <w:t>станет</w:t>
+            </w:r>
+            <w:proofErr w:type="spellEnd"/>
+            <w:r>
+              <w:rPr>
+                <w:lang w:val="uk-UA"/>
+              </w:rPr>
+              <w:t xml:space="preserve"> </w:t>
+            </w:r>
+            <w:proofErr w:type="spellStart"/>
+            <w:r>
+              <w:rPr>
+                <w:lang w:val="uk-UA"/>
+              </w:rPr>
+              <w:t>менее</w:t>
+            </w:r>
+            <w:proofErr w:type="spellEnd"/>
+            <w:r>
+              <w:rPr>
+                <w:lang w:val="uk-UA"/>
+              </w:rPr>
+              <w:t xml:space="preserve"> </w:t>
+            </w:r>
+            <w:proofErr w:type="spellStart"/>
+            <w:r>
+              <w:rPr>
+                <w:lang w:val="uk-UA"/>
+              </w:rPr>
+              <w:t>чувствительным</w:t>
+            </w:r>
+            <w:proofErr w:type="spellEnd"/>
+            <w:r>
+              <w:rPr>
+                <w:lang w:val="uk-UA"/>
+              </w:rPr>
+              <w:t xml:space="preserve">, </w:t>
+            </w:r>
+            <w:proofErr w:type="spellStart"/>
+            <w:r>
+              <w:rPr>
+                <w:lang w:val="uk-UA"/>
+              </w:rPr>
+              <w:t>исчезнут</w:t>
+            </w:r>
+            <w:proofErr w:type="spellEnd"/>
+            <w:r>
+              <w:rPr>
+                <w:lang w:val="uk-UA"/>
+              </w:rPr>
+              <w:t xml:space="preserve"> </w:t>
+            </w:r>
+            <w:proofErr w:type="spellStart"/>
+            <w:r>
+              <w:rPr>
+                <w:lang w:val="uk-UA"/>
+              </w:rPr>
+              <w:t>шумы</w:t>
+            </w:r>
+            <w:proofErr w:type="spellEnd"/>
+            <w:r>
+              <w:rPr>
+                <w:lang w:val="uk-UA"/>
+              </w:rPr>
+              <w:t xml:space="preserve">, но </w:t>
+            </w:r>
+            <w:proofErr w:type="spellStart"/>
+            <w:r>
+              <w:rPr>
+                <w:lang w:val="uk-UA"/>
+              </w:rPr>
+              <w:t>можно</w:t>
+            </w:r>
+            <w:proofErr w:type="spellEnd"/>
+            <w:r>
+              <w:rPr>
+                <w:lang w:val="uk-UA"/>
+              </w:rPr>
+              <w:t xml:space="preserve"> пропустить </w:t>
+            </w:r>
+            <w:proofErr w:type="spellStart"/>
+            <w:r>
+              <w:rPr>
+                <w:lang w:val="uk-UA"/>
+              </w:rPr>
+              <w:t>слабые</w:t>
+            </w:r>
+            <w:proofErr w:type="spellEnd"/>
+            <w:r>
+              <w:rPr>
+                <w:lang w:val="uk-UA"/>
+              </w:rPr>
+              <w:t xml:space="preserve"> </w:t>
+            </w:r>
+            <w:proofErr w:type="spellStart"/>
+            <w:r>
+              <w:rPr>
+                <w:lang w:val="uk-UA"/>
+              </w:rPr>
+              <w:t>цели</w:t>
+            </w:r>
+            <w:proofErr w:type="spellEnd"/>
+            <w:r>
+              <w:rPr>
+                <w:lang w:val="uk-UA"/>
+              </w:rPr>
+              <w:t>.</w:t>
+            </w:r>
+          </w:p>
+        </w:tc>
+        <w:tc>
+          <w:tcPr>
+            <w:tcW w:w="0" w:type="auto"/>
+            <w:vAlign w:val="center"/>
+            <w:hideMark/>
+          </w:tcPr>
+          <w:p>
+            <w:pPr>
+              <w:rPr>
+                <w:lang w:val="uk-UA"/>
+              </w:rPr>
+            </w:pPr>
+            <w:r>
+              <w:rPr>
+                <w:lang w:val="uk-UA"/>
+              </w:rPr>
+              <w:t xml:space="preserve">Детектор </w:t>
+            </w:r>
+            <w:proofErr w:type="spellStart"/>
+            <w:r>
+              <w:rPr>
+                <w:lang w:val="uk-UA"/>
+              </w:rPr>
+              <w:t>увидит</w:t>
+            </w:r>
+            <w:proofErr w:type="spellEnd"/>
+            <w:r>
+              <w:rPr>
+                <w:lang w:val="uk-UA"/>
+              </w:rPr>
+              <w:t xml:space="preserve"> </w:t>
+            </w:r>
+            <w:proofErr w:type="spellStart"/>
+            <w:r>
+              <w:rPr>
+                <w:lang w:val="uk-UA"/>
+              </w:rPr>
+              <w:t>даже</w:t>
+            </w:r>
+            <w:proofErr w:type="spellEnd"/>
+            <w:r>
+              <w:rPr>
+                <w:lang w:val="uk-UA"/>
+              </w:rPr>
+              <w:t xml:space="preserve"> </w:t>
+            </w:r>
+            <w:proofErr w:type="spellStart"/>
+            <w:r>
+              <w:rPr>
+                <w:lang w:val="uk-UA"/>
+              </w:rPr>
+              <w:t>небольшие</w:t>
+            </w:r>
+            <w:proofErr w:type="spellEnd"/>
+            <w:r>
+              <w:rPr>
+                <w:lang w:val="uk-UA"/>
+              </w:rPr>
+              <w:t xml:space="preserve"> </w:t>
+            </w:r>
+            <w:proofErr w:type="spellStart"/>
+            <w:r>
+              <w:rPr>
+                <w:lang w:val="uk-UA"/>
+              </w:rPr>
+              <w:t>изменения</w:t>
+            </w:r>
+            <w:proofErr w:type="spellEnd"/>
+            <w:r>
+              <w:rPr>
+                <w:lang w:val="uk-UA"/>
+              </w:rPr>
+              <w:t xml:space="preserve">, но </w:t>
+            </w:r>
+            <w:proofErr w:type="spellStart"/>
+            <w:r>
+              <w:rPr>
+                <w:lang w:val="uk-UA"/>
+              </w:rPr>
+              <w:t>возрастёт</w:t>
+            </w:r>
+            <w:proofErr w:type="spellEnd"/>
+            <w:r>
+              <w:rPr>
+                <w:lang w:val="uk-UA"/>
+              </w:rPr>
+              <w:t xml:space="preserve"> </w:t>
+            </w:r>
+            <w:proofErr w:type="spellStart"/>
+            <w:r>
+              <w:rPr>
+                <w:lang w:val="uk-UA"/>
+              </w:rPr>
+              <w:t>количество</w:t>
+            </w:r>
+            <w:proofErr w:type="spellEnd"/>
+            <w:r>
+              <w:rPr>
+                <w:lang w:val="uk-UA"/>
+              </w:rPr>
+              <w:t xml:space="preserve"> </w:t>
+            </w:r>
+            <w:proofErr w:type="spellStart"/>
+            <w:r>
+              <w:rPr>
+                <w:lang w:val="uk-UA"/>
+              </w:rPr>
+              <w:t>ложных</w:t>
+            </w:r>
+            <w:proofErr w:type="spellEnd"/>
+            <w:r>
+              <w:rPr>
+                <w:lang w:val="uk-UA"/>
+              </w:rPr>
+              <w:t xml:space="preserve"> </w:t>
+            </w:r>
+            <w:proofErr w:type="spellStart"/>
+            <w:r>
+              <w:rPr>
+                <w:lang w:val="uk-UA"/>
+              </w:rPr>
+              <w:t>тревог</w:t>
+            </w:r>
+            <w:proofErr w:type="spellEnd"/>
+            <w:r>
+              <w:rPr>
+                <w:lang w:val="uk-UA"/>
+              </w:rPr>
+              <w:t>.</w:t>
+            </w:r>
+          </w:p>
+        </w:tc>
+        <w:tc>
+          <w:tcPr>
+            <w:tcW w:w="0" w:type="auto"/>
+            <w:vAlign w:val="center"/>
+            <w:hideMark/>
+          </w:tcPr>
+          <w:p>
+            <w:pPr>
+              <w:rPr>
+                <w:lang w:val="uk-UA"/>
+              </w:rPr>
+            </w:pPr>
+            <w:r>
+              <w:rPr>
+                <w:b/>
+                <w:bCs/>
+                <w:lang w:val="uk-UA"/>
+              </w:rPr>
+              <w:t>15–50</w:t>
+            </w:r>
+          </w:p>
+        </w:tc>
+      </w:tr>
+      <w:tr>
+        <w:trPr>
+          <w:tblCellSpacing w:w="15" w:type="dxa"/>
+        </w:trPr>
+        <w:tc>
+          <w:tcPr>
+            <w:tcW w:w="0" w:type="auto"/>
+            <w:vAlign w:val="center"/>
+            <w:hideMark/>
+          </w:tcPr>
+          <w:p>
+            <w:pPr>
+              <w:rPr>
+                <w:lang w:val="uk-UA"/>
+              </w:rPr>
+            </w:pPr>
+            <w:proofErr w:type="spellStart"/>
+            <w:r>
+              <w:rPr>
+                <w:b/>
+                <w:bCs/>
+                <w:lang w:val="uk-UA"/>
+              </w:rPr>
+              <w:t>motion.minArea</w:t>
+            </w:r>
+            <w:proofErr w:type="spellEnd"/>
+          </w:p>
+        </w:tc>
+        <w:tc>
+          <w:tcPr>
+            <w:tcW w:w="0" w:type="auto"/>
+            <w:vAlign w:val="center"/>
+            <w:hideMark/>
+          </w:tcPr>
+          <w:p>
+            <w:pPr>
+              <w:rPr>
+                <w:lang w:val="uk-UA"/>
+              </w:rPr>
+            </w:pPr>
+            <w:proofErr w:type="spellStart"/>
+            <w:r>
+              <w:rPr>
+                <w:b/>
+                <w:bCs/>
+                <w:lang w:val="uk-UA"/>
+              </w:rPr>
+              <w:t>Минимальная</w:t>
+            </w:r>
+            <w:proofErr w:type="spellEnd"/>
+            <w:r>
+              <w:rPr>
+                <w:b/>
+                <w:bCs/>
+                <w:lang w:val="uk-UA"/>
+              </w:rPr>
+              <w:t xml:space="preserve"> </w:t>
+            </w:r>
+            <w:proofErr w:type="spellStart"/>
+            <w:r>
+              <w:rPr>
+                <w:b/>
+                <w:bCs/>
+                <w:lang w:val="uk-UA"/>
+              </w:rPr>
+              <w:t>площадь</w:t>
+            </w:r>
+            <w:proofErr w:type="spellEnd"/>
+            <w:r>
+              <w:rPr>
+                <w:b/>
+                <w:bCs/>
+                <w:lang w:val="uk-UA"/>
+              </w:rPr>
+              <w:t xml:space="preserve"> </w:t>
+            </w:r>
+            <w:proofErr w:type="spellStart"/>
+            <w:r>
+              <w:rPr>
+                <w:b/>
+                <w:bCs/>
+                <w:lang w:val="uk-UA"/>
+              </w:rPr>
+              <w:t>объекта</w:t>
+            </w:r>
+            <w:proofErr w:type="spellEnd"/>
+          </w:p>
+        </w:tc>
+        <w:tc>
+          <w:tcPr>
+            <w:tcW w:w="0" w:type="auto"/>
+            <w:vAlign w:val="center"/>
+            <w:hideMark/>
+          </w:tcPr>
+          <w:p>
+            <w:pPr>
+              <w:rPr>
+                <w:lang w:val="uk-UA"/>
+              </w:rPr>
+            </w:pPr>
+            <w:proofErr w:type="spellStart"/>
+            <w:r>
+              <w:rPr>
+                <w:lang w:val="uk-UA"/>
+              </w:rPr>
+              <w:t>Минимальный</w:t>
+            </w:r>
+            <w:proofErr w:type="spellEnd"/>
+            <w:r>
+              <w:rPr>
+                <w:lang w:val="uk-UA"/>
+              </w:rPr>
+              <w:t xml:space="preserve"> </w:t>
+            </w:r>
+            <w:proofErr w:type="spellStart"/>
+            <w:r>
+              <w:rPr>
+                <w:lang w:val="uk-UA"/>
+              </w:rPr>
+              <w:t>размер</w:t>
+            </w:r>
+            <w:proofErr w:type="spellEnd"/>
+            <w:r>
+              <w:rPr>
+                <w:lang w:val="uk-UA"/>
+              </w:rPr>
+              <w:t xml:space="preserve"> </w:t>
+            </w:r>
+            <w:proofErr w:type="spellStart"/>
+            <w:r>
+              <w:rPr>
+                <w:lang w:val="uk-UA"/>
+              </w:rPr>
+              <w:t>объекта</w:t>
+            </w:r>
+            <w:proofErr w:type="spellEnd"/>
+            <w:r>
+              <w:rPr>
+                <w:lang w:val="uk-UA"/>
+              </w:rPr>
+              <w:t xml:space="preserve"> в </w:t>
+            </w:r>
+            <w:proofErr w:type="spellStart"/>
+            <w:r>
+              <w:rPr>
+                <w:lang w:val="uk-UA"/>
+              </w:rPr>
+              <w:t>пикселях</w:t>
+            </w:r>
+            <w:proofErr w:type="spellEnd"/>
+            <w:r>
+              <w:rPr>
+                <w:lang w:val="uk-UA"/>
+              </w:rPr>
+              <w:t xml:space="preserve">, </w:t>
+            </w:r>
+            <w:proofErr w:type="spellStart"/>
+            <w:r>
+              <w:rPr>
+                <w:lang w:val="uk-UA"/>
+              </w:rPr>
+              <w:t>который</w:t>
+            </w:r>
+            <w:proofErr w:type="spellEnd"/>
+            <w:r>
+              <w:rPr>
+                <w:lang w:val="uk-UA"/>
+              </w:rPr>
+              <w:t xml:space="preserve"> </w:t>
+            </w:r>
+            <w:proofErr w:type="spellStart"/>
+            <w:r>
+              <w:rPr>
+                <w:lang w:val="uk-UA"/>
+              </w:rPr>
+              <w:t>считается</w:t>
+            </w:r>
+            <w:proofErr w:type="spellEnd"/>
+            <w:r>
+              <w:rPr>
+                <w:lang w:val="uk-UA"/>
+              </w:rPr>
+              <w:t xml:space="preserve"> </w:t>
+            </w:r>
+            <w:proofErr w:type="spellStart"/>
+            <w:r>
+              <w:rPr>
+                <w:lang w:val="uk-UA"/>
+              </w:rPr>
+              <w:t>целью</w:t>
+            </w:r>
+            <w:proofErr w:type="spellEnd"/>
+            <w:r>
+              <w:rPr>
+                <w:lang w:val="uk-UA"/>
+              </w:rPr>
+              <w:t>.</w:t>
+            </w:r>
+          </w:p>
+        </w:tc>
+        <w:tc>
+          <w:tcPr>
+            <w:tcW w:w="0" w:type="auto"/>
+            <w:vAlign w:val="center"/>
+            <w:hideMark/>
+          </w:tcPr>
+          <w:p>
+            <w:pPr>
+              <w:rPr>
+                <w:lang w:val="uk-UA"/>
+              </w:rPr>
+            </w:pPr>
+            <w:proofErr w:type="spellStart"/>
+            <w:r>
+              <w:rPr>
+                <w:lang w:val="uk-UA"/>
+              </w:rPr>
+              <w:t>Мелкие</w:t>
+            </w:r>
+            <w:proofErr w:type="spellEnd"/>
+            <w:r>
+              <w:rPr>
+                <w:lang w:val="uk-UA"/>
+              </w:rPr>
+              <w:t xml:space="preserve"> </w:t>
+            </w:r>
+            <w:proofErr w:type="spellStart"/>
+            <w:r>
+              <w:rPr>
+                <w:lang w:val="uk-UA"/>
+              </w:rPr>
+              <w:t>объекты</w:t>
+            </w:r>
+            <w:proofErr w:type="spellEnd"/>
+            <w:r>
+              <w:rPr>
+                <w:lang w:val="uk-UA"/>
+              </w:rPr>
+              <w:t xml:space="preserve"> </w:t>
+            </w:r>
+            <w:proofErr w:type="spellStart"/>
+            <w:r>
+              <w:rPr>
+                <w:lang w:val="uk-UA"/>
+              </w:rPr>
+              <w:t>будут</w:t>
+            </w:r>
+            <w:proofErr w:type="spellEnd"/>
+            <w:r>
+              <w:rPr>
+                <w:lang w:val="uk-UA"/>
+              </w:rPr>
+              <w:t xml:space="preserve"> </w:t>
+            </w:r>
+            <w:proofErr w:type="spellStart"/>
+            <w:r>
+              <w:rPr>
+                <w:lang w:val="uk-UA"/>
+              </w:rPr>
+              <w:t>игнорироваться</w:t>
+            </w:r>
+            <w:proofErr w:type="spellEnd"/>
+            <w:r>
+              <w:rPr>
+                <w:lang w:val="uk-UA"/>
+              </w:rPr>
+              <w:t>.</w:t>
+            </w:r>
+          </w:p>
+        </w:tc>
+        <w:tc>
+          <w:tcPr>
+            <w:tcW w:w="0" w:type="auto"/>
+            <w:vAlign w:val="center"/>
+            <w:hideMark/>
+          </w:tcPr>
+          <w:p>
+            <w:pPr>
+              <w:rPr>
+                <w:lang w:val="uk-UA"/>
+              </w:rPr>
+            </w:pPr>
+            <w:r>
+              <w:rPr>
+                <w:lang w:val="uk-UA"/>
+              </w:rPr>
+              <w:t xml:space="preserve">Детектор </w:t>
+            </w:r>
+            <w:proofErr w:type="spellStart"/>
+            <w:r>
+              <w:rPr>
+                <w:lang w:val="uk-UA"/>
+              </w:rPr>
+              <w:t>начнёт</w:t>
+            </w:r>
+            <w:proofErr w:type="spellEnd"/>
+            <w:r>
+              <w:rPr>
+                <w:lang w:val="uk-UA"/>
+              </w:rPr>
+              <w:t xml:space="preserve"> </w:t>
+            </w:r>
+            <w:proofErr w:type="spellStart"/>
+            <w:r>
+              <w:rPr>
+                <w:lang w:val="uk-UA"/>
+              </w:rPr>
+              <w:t>видеть</w:t>
+            </w:r>
+            <w:proofErr w:type="spellEnd"/>
+            <w:r>
+              <w:rPr>
+                <w:lang w:val="uk-UA"/>
+              </w:rPr>
+              <w:t xml:space="preserve"> </w:t>
+            </w:r>
+            <w:proofErr w:type="spellStart"/>
+            <w:r>
+              <w:rPr>
+                <w:lang w:val="uk-UA"/>
+              </w:rPr>
+              <w:t>небольшие</w:t>
+            </w:r>
+            <w:proofErr w:type="spellEnd"/>
+            <w:r>
+              <w:rPr>
+                <w:lang w:val="uk-UA"/>
+              </w:rPr>
+              <w:t xml:space="preserve"> </w:t>
+            </w:r>
+            <w:proofErr w:type="spellStart"/>
+            <w:r>
+              <w:rPr>
+                <w:lang w:val="uk-UA"/>
+              </w:rPr>
+              <w:t>цели</w:t>
+            </w:r>
+            <w:proofErr w:type="spellEnd"/>
+            <w:r>
+              <w:rPr>
+                <w:lang w:val="uk-UA"/>
+              </w:rPr>
+              <w:t xml:space="preserve">, но </w:t>
+            </w:r>
+            <w:proofErr w:type="spellStart"/>
+            <w:r>
+              <w:rPr>
+                <w:lang w:val="uk-UA"/>
+              </w:rPr>
+              <w:t>может</w:t>
+            </w:r>
+            <w:proofErr w:type="spellEnd"/>
+            <w:r>
+              <w:rPr>
+                <w:lang w:val="uk-UA"/>
+              </w:rPr>
+              <w:t xml:space="preserve"> </w:t>
+            </w:r>
+            <w:proofErr w:type="spellStart"/>
+            <w:r>
+              <w:rPr>
+                <w:lang w:val="uk-UA"/>
+              </w:rPr>
+              <w:t>реагировать</w:t>
+            </w:r>
+            <w:proofErr w:type="spellEnd"/>
+            <w:r>
+              <w:rPr>
+                <w:lang w:val="uk-UA"/>
+              </w:rPr>
+              <w:t xml:space="preserve"> на шум.</w:t>
+            </w:r>
+          </w:p>
+        </w:tc>
+        <w:tc>
+          <w:tcPr>
+            <w:tcW w:w="0" w:type="auto"/>
+            <w:vAlign w:val="center"/>
+            <w:hideMark/>
+          </w:tcPr>
+          <w:p>
+            <w:pPr>
+              <w:rPr>
+                <w:lang w:val="uk-UA"/>
+              </w:rPr>
+            </w:pPr>
+            <w:r>
+              <w:rPr>
+                <w:b/>
+                <w:bCs/>
+                <w:lang w:val="uk-UA"/>
+              </w:rPr>
+              <w:t>100–1500 px²</w:t>
+            </w:r>
+          </w:p>
+        </w:tc>
+      </w:tr>
+      <w:tr>
+        <w:trPr>
+          <w:tblCellSpacing w:w="15" w:type="dxa"/>
+        </w:trPr>
+        <w:tc>
+          <w:tcPr>
+            <w:tcW w:w="0" w:type="auto"/>
+            <w:vAlign w:val="center"/>
+            <w:hideMark/>
+          </w:tcPr>
+          <w:p>
+            <w:pPr>
+              <w:rPr>
+                <w:lang w:val="uk-UA"/>
+              </w:rPr>
+            </w:pPr>
+            <w:proofErr w:type="spellStart"/>
+            <w:r>
+              <w:rPr>
+                <w:b/>
+                <w:bCs/>
+                <w:lang w:val="uk-UA"/>
+              </w:rPr>
+              <w:t>motion.blurSize</w:t>
+            </w:r>
+            <w:proofErr w:type="spellEnd"/>
+          </w:p>
+        </w:tc>
+        <w:tc>
+          <w:tcPr>
+            <w:tcW w:w="0" w:type="auto"/>
+            <w:vAlign w:val="center"/>
+            <w:hideMark/>
+          </w:tcPr>
+          <w:p>
+            <w:pPr>
+              <w:rPr>
+                <w:lang w:val="uk-UA"/>
+              </w:rPr>
+            </w:pPr>
+            <w:proofErr w:type="spellStart"/>
+            <w:r>
+              <w:rPr>
+                <w:b/>
+                <w:bCs/>
+                <w:lang w:val="uk-UA"/>
+              </w:rPr>
+              <w:t>Размер</w:t>
+            </w:r>
+            <w:proofErr w:type="spellEnd"/>
+            <w:r>
+              <w:rPr>
+                <w:b/>
+                <w:bCs/>
+                <w:lang w:val="uk-UA"/>
+              </w:rPr>
+              <w:t xml:space="preserve"> </w:t>
+            </w:r>
+            <w:proofErr w:type="spellStart"/>
+            <w:r>
+              <w:rPr>
+                <w:b/>
+                <w:bCs/>
+                <w:lang w:val="uk-UA"/>
+              </w:rPr>
+              <w:t>сглаживания</w:t>
+            </w:r>
+            <w:proofErr w:type="spellEnd"/>
+            <w:r>
+              <w:rPr>
+                <w:b/>
+                <w:bCs/>
+                <w:lang w:val="uk-UA"/>
+              </w:rPr>
+              <w:t xml:space="preserve"> (</w:t>
+            </w:r>
+            <w:proofErr w:type="spellStart"/>
+            <w:r>
+              <w:rPr>
+                <w:b/>
+                <w:bCs/>
+                <w:lang w:val="uk-UA"/>
+              </w:rPr>
+              <w:t>Blur</w:t>
+            </w:r>
+            <w:proofErr w:type="spellEnd"/>
+            <w:r>
+              <w:rPr>
+                <w:b/>
+                <w:bCs/>
+                <w:lang w:val="uk-UA"/>
+              </w:rPr>
+              <w:t>)</w:t>
+            </w:r>
+          </w:p>
+        </w:tc>
+        <w:tc>
+          <w:tcPr>
+            <w:tcW w:w="0" w:type="auto"/>
+            <w:vAlign w:val="center"/>
+            <w:hideMark/>
+          </w:tcPr>
+          <w:p>
+            <w:pPr>
+              <w:rPr>
+                <w:lang w:val="uk-UA"/>
+              </w:rPr>
+            </w:pPr>
+            <w:proofErr w:type="spellStart"/>
+            <w:r>
+              <w:rPr>
+                <w:lang w:val="uk-UA"/>
+              </w:rPr>
+              <w:t>Размер</w:t>
+            </w:r>
+            <w:proofErr w:type="spellEnd"/>
+            <w:r>
+              <w:rPr>
+                <w:lang w:val="uk-UA"/>
+              </w:rPr>
+              <w:t xml:space="preserve"> </w:t>
+            </w:r>
+            <w:proofErr w:type="spellStart"/>
+            <w:r>
+              <w:rPr>
+                <w:lang w:val="uk-UA"/>
+              </w:rPr>
+              <w:t>фильтра</w:t>
+            </w:r>
+            <w:proofErr w:type="spellEnd"/>
+            <w:r>
+              <w:rPr>
+                <w:lang w:val="uk-UA"/>
+              </w:rPr>
+              <w:t xml:space="preserve"> </w:t>
+            </w:r>
+            <w:proofErr w:type="spellStart"/>
+            <w:r>
+              <w:rPr>
+                <w:lang w:val="uk-UA"/>
+              </w:rPr>
+              <w:t>размытия</w:t>
+            </w:r>
+            <w:proofErr w:type="spellEnd"/>
+            <w:r>
+              <w:rPr>
+                <w:lang w:val="uk-UA"/>
+              </w:rPr>
+              <w:t xml:space="preserve"> перед </w:t>
+            </w:r>
+            <w:proofErr w:type="spellStart"/>
+            <w:r>
+              <w:rPr>
+                <w:lang w:val="uk-UA"/>
+              </w:rPr>
+              <w:t>поиском</w:t>
+            </w:r>
+            <w:proofErr w:type="spellEnd"/>
+            <w:r>
+              <w:rPr>
+                <w:lang w:val="uk-UA"/>
+              </w:rPr>
+              <w:t xml:space="preserve"> </w:t>
+            </w:r>
+            <w:proofErr w:type="spellStart"/>
+            <w:r>
+              <w:rPr>
+                <w:lang w:val="uk-UA"/>
+              </w:rPr>
+              <w:t>движения</w:t>
+            </w:r>
+            <w:proofErr w:type="spellEnd"/>
+            <w:r>
+              <w:rPr>
+                <w:lang w:val="uk-UA"/>
+              </w:rPr>
+              <w:t xml:space="preserve">. </w:t>
+            </w:r>
+            <w:proofErr w:type="spellStart"/>
+            <w:r>
+              <w:rPr>
+                <w:lang w:val="uk-UA"/>
+              </w:rPr>
+              <w:t>Подавляет</w:t>
+            </w:r>
+            <w:proofErr w:type="spellEnd"/>
+            <w:r>
+              <w:rPr>
+                <w:lang w:val="uk-UA"/>
+              </w:rPr>
+              <w:t xml:space="preserve"> </w:t>
+            </w:r>
+            <w:r>
+              <w:rPr>
+                <w:lang w:val="uk-UA"/>
+              </w:rPr>
+              <w:lastRenderedPageBreak/>
+              <w:t xml:space="preserve">шум </w:t>
+            </w:r>
+            <w:proofErr w:type="spellStart"/>
+            <w:r>
+              <w:rPr>
+                <w:lang w:val="uk-UA"/>
+              </w:rPr>
+              <w:t>матрицы</w:t>
+            </w:r>
+            <w:proofErr w:type="spellEnd"/>
+            <w:r>
+              <w:rPr>
+                <w:lang w:val="uk-UA"/>
+              </w:rPr>
+              <w:t xml:space="preserve"> и </w:t>
+            </w:r>
+            <w:proofErr w:type="spellStart"/>
+            <w:r>
+              <w:rPr>
+                <w:lang w:val="uk-UA"/>
+              </w:rPr>
+              <w:t>мелкие</w:t>
+            </w:r>
+            <w:proofErr w:type="spellEnd"/>
+            <w:r>
+              <w:rPr>
+                <w:lang w:val="uk-UA"/>
+              </w:rPr>
+              <w:t xml:space="preserve"> </w:t>
+            </w:r>
+            <w:proofErr w:type="spellStart"/>
+            <w:r>
+              <w:rPr>
+                <w:lang w:val="uk-UA"/>
+              </w:rPr>
+              <w:t>помехи</w:t>
+            </w:r>
+            <w:proofErr w:type="spellEnd"/>
+            <w:r>
+              <w:rPr>
+                <w:lang w:val="uk-UA"/>
+              </w:rPr>
+              <w:t>.</w:t>
+            </w:r>
+          </w:p>
+        </w:tc>
+        <w:tc>
+          <w:tcPr>
+            <w:tcW w:w="0" w:type="auto"/>
+            <w:vAlign w:val="center"/>
+            <w:hideMark/>
+          </w:tcPr>
+          <w:p>
+            <w:pPr>
+              <w:rPr>
+                <w:lang w:val="uk-UA"/>
+              </w:rPr>
+            </w:pPr>
+            <w:r>
+              <w:rPr>
+                <w:lang w:val="uk-UA"/>
+              </w:rPr>
+              <w:lastRenderedPageBreak/>
+              <w:t xml:space="preserve">Картинка </w:t>
+            </w:r>
+            <w:proofErr w:type="spellStart"/>
+            <w:r>
+              <w:rPr>
+                <w:lang w:val="uk-UA"/>
+              </w:rPr>
+              <w:t>станет</w:t>
+            </w:r>
+            <w:proofErr w:type="spellEnd"/>
+            <w:r>
+              <w:rPr>
+                <w:lang w:val="uk-UA"/>
+              </w:rPr>
+              <w:t xml:space="preserve"> </w:t>
+            </w:r>
+            <w:proofErr w:type="spellStart"/>
+            <w:r>
+              <w:rPr>
+                <w:lang w:val="uk-UA"/>
+              </w:rPr>
+              <w:t>более</w:t>
+            </w:r>
+            <w:proofErr w:type="spellEnd"/>
+            <w:r>
+              <w:rPr>
+                <w:lang w:val="uk-UA"/>
+              </w:rPr>
+              <w:t xml:space="preserve"> </w:t>
+            </w:r>
+            <w:proofErr w:type="spellStart"/>
+            <w:r>
+              <w:rPr>
+                <w:lang w:val="uk-UA"/>
+              </w:rPr>
+              <w:t>гладкой</w:t>
+            </w:r>
+            <w:proofErr w:type="spellEnd"/>
+            <w:r>
+              <w:rPr>
+                <w:lang w:val="uk-UA"/>
+              </w:rPr>
+              <w:t xml:space="preserve">, </w:t>
+            </w:r>
+            <w:proofErr w:type="spellStart"/>
+            <w:r>
+              <w:rPr>
+                <w:lang w:val="uk-UA"/>
+              </w:rPr>
+              <w:t>исчезнет</w:t>
+            </w:r>
+            <w:proofErr w:type="spellEnd"/>
+            <w:r>
+              <w:rPr>
+                <w:lang w:val="uk-UA"/>
+              </w:rPr>
+              <w:t xml:space="preserve"> шум, но </w:t>
+            </w:r>
+            <w:proofErr w:type="spellStart"/>
+            <w:r>
+              <w:rPr>
+                <w:lang w:val="uk-UA"/>
+              </w:rPr>
+              <w:t>мелкие</w:t>
+            </w:r>
+            <w:proofErr w:type="spellEnd"/>
+            <w:r>
+              <w:rPr>
+                <w:lang w:val="uk-UA"/>
+              </w:rPr>
+              <w:t xml:space="preserve"> </w:t>
+            </w:r>
+            <w:proofErr w:type="spellStart"/>
+            <w:r>
+              <w:rPr>
+                <w:lang w:val="uk-UA"/>
+              </w:rPr>
+              <w:t>объекты</w:t>
+            </w:r>
+            <w:proofErr w:type="spellEnd"/>
+            <w:r>
+              <w:rPr>
+                <w:lang w:val="uk-UA"/>
+              </w:rPr>
+              <w:t xml:space="preserve"> </w:t>
+            </w:r>
+            <w:proofErr w:type="spellStart"/>
+            <w:r>
+              <w:rPr>
+                <w:lang w:val="uk-UA"/>
+              </w:rPr>
+              <w:lastRenderedPageBreak/>
+              <w:t>могут</w:t>
+            </w:r>
+            <w:proofErr w:type="spellEnd"/>
+            <w:r>
+              <w:rPr>
+                <w:lang w:val="uk-UA"/>
+              </w:rPr>
+              <w:t xml:space="preserve"> </w:t>
+            </w:r>
+            <w:proofErr w:type="spellStart"/>
+            <w:r>
+              <w:rPr>
+                <w:lang w:val="uk-UA"/>
+              </w:rPr>
+              <w:t>потеряться</w:t>
+            </w:r>
+            <w:proofErr w:type="spellEnd"/>
+            <w:r>
+              <w:rPr>
+                <w:lang w:val="uk-UA"/>
+              </w:rPr>
+              <w:t>.</w:t>
+            </w:r>
+          </w:p>
+        </w:tc>
+        <w:tc>
+          <w:tcPr>
+            <w:tcW w:w="0" w:type="auto"/>
+            <w:vAlign w:val="center"/>
+            <w:hideMark/>
+          </w:tcPr>
+          <w:p>
+            <w:pPr>
+              <w:rPr>
+                <w:lang w:val="uk-UA"/>
+              </w:rPr>
+            </w:pPr>
+            <w:proofErr w:type="spellStart"/>
+            <w:r>
+              <w:rPr>
+                <w:lang w:val="uk-UA"/>
+              </w:rPr>
+              <w:lastRenderedPageBreak/>
+              <w:t>Сохранится</w:t>
+            </w:r>
+            <w:proofErr w:type="spellEnd"/>
+            <w:r>
+              <w:rPr>
+                <w:lang w:val="uk-UA"/>
+              </w:rPr>
+              <w:t xml:space="preserve"> максимум деталей, но </w:t>
+            </w:r>
+            <w:proofErr w:type="spellStart"/>
+            <w:r>
+              <w:rPr>
+                <w:lang w:val="uk-UA"/>
+              </w:rPr>
+              <w:t>возрастёт</w:t>
+            </w:r>
+            <w:proofErr w:type="spellEnd"/>
+            <w:r>
+              <w:rPr>
+                <w:lang w:val="uk-UA"/>
+              </w:rPr>
+              <w:t xml:space="preserve"> </w:t>
+            </w:r>
+            <w:proofErr w:type="spellStart"/>
+            <w:r>
+              <w:rPr>
+                <w:lang w:val="uk-UA"/>
+              </w:rPr>
+              <w:t>количество</w:t>
+            </w:r>
+            <w:proofErr w:type="spellEnd"/>
+            <w:r>
+              <w:rPr>
+                <w:lang w:val="uk-UA"/>
+              </w:rPr>
+              <w:t xml:space="preserve"> </w:t>
+            </w:r>
+            <w:proofErr w:type="spellStart"/>
+            <w:r>
+              <w:rPr>
+                <w:lang w:val="uk-UA"/>
+              </w:rPr>
+              <w:t>ложных</w:t>
+            </w:r>
+            <w:proofErr w:type="spellEnd"/>
+            <w:r>
+              <w:rPr>
+                <w:lang w:val="uk-UA"/>
+              </w:rPr>
+              <w:t xml:space="preserve"> </w:t>
+            </w:r>
+            <w:proofErr w:type="spellStart"/>
+            <w:r>
+              <w:rPr>
+                <w:lang w:val="uk-UA"/>
+              </w:rPr>
+              <w:lastRenderedPageBreak/>
+              <w:t>контуров</w:t>
+            </w:r>
+            <w:proofErr w:type="spellEnd"/>
+            <w:r>
+              <w:rPr>
+                <w:lang w:val="uk-UA"/>
+              </w:rPr>
+              <w:t>.</w:t>
+            </w:r>
+          </w:p>
+        </w:tc>
+        <w:tc>
+          <w:tcPr>
+            <w:tcW w:w="0" w:type="auto"/>
+            <w:vAlign w:val="center"/>
+            <w:hideMark/>
+          </w:tcPr>
+          <w:p>
+            <w:pPr>
+              <w:rPr>
+                <w:lang w:val="uk-UA"/>
+              </w:rPr>
+            </w:pPr>
+            <w:r>
+              <w:rPr>
+                <w:b/>
+                <w:bCs/>
+                <w:lang w:val="uk-UA"/>
+              </w:rPr>
+              <w:lastRenderedPageBreak/>
+              <w:t>3–15</w:t>
+            </w:r>
+            <w:r>
+              <w:rPr>
+                <w:lang w:val="uk-UA"/>
+              </w:rPr>
+              <w:t xml:space="preserve"> (</w:t>
+            </w:r>
+            <w:proofErr w:type="spellStart"/>
+            <w:r>
+              <w:rPr>
+                <w:lang w:val="uk-UA"/>
+              </w:rPr>
+              <w:t>нечётное</w:t>
+            </w:r>
+            <w:proofErr w:type="spellEnd"/>
+            <w:r>
+              <w:rPr>
+                <w:lang w:val="uk-UA"/>
+              </w:rPr>
+              <w:t xml:space="preserve"> число)</w:t>
+            </w:r>
+          </w:p>
+        </w:tc>
+      </w:tr>
+      <w:tr>
+        <w:trPr>
+          <w:tblCellSpacing w:w="15" w:type="dxa"/>
+        </w:trPr>
+        <w:tc>
+          <w:tcPr>
+            <w:tcW w:w="0" w:type="auto"/>
+            <w:vAlign w:val="center"/>
+            <w:hideMark/>
+          </w:tcPr>
+          <w:p>
+            <w:pPr>
+              <w:rPr>
+                <w:lang w:val="uk-UA"/>
+              </w:rPr>
+            </w:pPr>
+            <w:proofErr w:type="spellStart"/>
+            <w:r>
+              <w:rPr>
+                <w:b/>
+                <w:bCs/>
+                <w:lang w:val="uk-UA"/>
+              </w:rPr>
+              <w:t>motion.history</w:t>
+            </w:r>
+            <w:proofErr w:type="spellEnd"/>
+          </w:p>
+        </w:tc>
+        <w:tc>
+          <w:tcPr>
+            <w:tcW w:w="0" w:type="auto"/>
+            <w:vAlign w:val="center"/>
+            <w:hideMark/>
+          </w:tcPr>
+          <w:p>
+            <w:pPr>
+              <w:rPr>
+                <w:lang w:val="uk-UA"/>
+              </w:rPr>
+            </w:pPr>
+            <w:proofErr w:type="spellStart"/>
+            <w:r>
+              <w:rPr>
+                <w:b/>
+                <w:bCs/>
+                <w:lang w:val="uk-UA"/>
+              </w:rPr>
+              <w:t>История</w:t>
+            </w:r>
+            <w:proofErr w:type="spellEnd"/>
+            <w:r>
+              <w:rPr>
+                <w:b/>
+                <w:bCs/>
+                <w:lang w:val="uk-UA"/>
+              </w:rPr>
+              <w:t xml:space="preserve"> </w:t>
+            </w:r>
+            <w:proofErr w:type="spellStart"/>
+            <w:r>
+              <w:rPr>
+                <w:b/>
+                <w:bCs/>
+                <w:lang w:val="uk-UA"/>
+              </w:rPr>
+              <w:t>фона</w:t>
+            </w:r>
+            <w:proofErr w:type="spellEnd"/>
+          </w:p>
+        </w:tc>
+        <w:tc>
+          <w:tcPr>
+            <w:tcW w:w="0" w:type="auto"/>
+            <w:vAlign w:val="center"/>
+            <w:hideMark/>
+          </w:tcPr>
+          <w:p>
+            <w:pPr>
+              <w:rPr>
+                <w:lang w:val="uk-UA"/>
+              </w:rPr>
+            </w:pPr>
+            <w:proofErr w:type="spellStart"/>
+            <w:r>
+              <w:rPr>
+                <w:lang w:val="uk-UA"/>
+              </w:rPr>
+              <w:t>Количество</w:t>
+            </w:r>
+            <w:proofErr w:type="spellEnd"/>
+            <w:r>
+              <w:rPr>
+                <w:lang w:val="uk-UA"/>
+              </w:rPr>
+              <w:t xml:space="preserve"> </w:t>
+            </w:r>
+            <w:proofErr w:type="spellStart"/>
+            <w:r>
+              <w:rPr>
+                <w:lang w:val="uk-UA"/>
+              </w:rPr>
+              <w:t>кадров</w:t>
+            </w:r>
+            <w:proofErr w:type="spellEnd"/>
+            <w:r>
+              <w:rPr>
+                <w:lang w:val="uk-UA"/>
+              </w:rPr>
+              <w:t xml:space="preserve">, </w:t>
+            </w:r>
+            <w:proofErr w:type="spellStart"/>
+            <w:r>
+              <w:rPr>
+                <w:lang w:val="uk-UA"/>
+              </w:rPr>
+              <w:t>используемых</w:t>
+            </w:r>
+            <w:proofErr w:type="spellEnd"/>
+            <w:r>
+              <w:rPr>
+                <w:lang w:val="uk-UA"/>
+              </w:rPr>
+              <w:t xml:space="preserve"> для </w:t>
+            </w:r>
+            <w:proofErr w:type="spellStart"/>
+            <w:r>
+              <w:rPr>
+                <w:lang w:val="uk-UA"/>
+              </w:rPr>
+              <w:t>построения</w:t>
+            </w:r>
+            <w:proofErr w:type="spellEnd"/>
+            <w:r>
+              <w:rPr>
+                <w:lang w:val="uk-UA"/>
+              </w:rPr>
+              <w:t xml:space="preserve"> </w:t>
+            </w:r>
+            <w:proofErr w:type="spellStart"/>
+            <w:r>
+              <w:rPr>
+                <w:lang w:val="uk-UA"/>
+              </w:rPr>
+              <w:t>модели</w:t>
+            </w:r>
+            <w:proofErr w:type="spellEnd"/>
+            <w:r>
+              <w:rPr>
+                <w:lang w:val="uk-UA"/>
+              </w:rPr>
+              <w:t xml:space="preserve"> </w:t>
+            </w:r>
+            <w:proofErr w:type="spellStart"/>
+            <w:r>
+              <w:rPr>
+                <w:lang w:val="uk-UA"/>
+              </w:rPr>
+              <w:t>неподвижного</w:t>
+            </w:r>
+            <w:proofErr w:type="spellEnd"/>
+            <w:r>
+              <w:rPr>
+                <w:lang w:val="uk-UA"/>
+              </w:rPr>
+              <w:t xml:space="preserve"> </w:t>
+            </w:r>
+            <w:proofErr w:type="spellStart"/>
+            <w:r>
+              <w:rPr>
+                <w:lang w:val="uk-UA"/>
+              </w:rPr>
+              <w:t>фона</w:t>
+            </w:r>
+            <w:proofErr w:type="spellEnd"/>
+            <w:r>
+              <w:rPr>
+                <w:lang w:val="uk-UA"/>
+              </w:rPr>
+              <w:t>.</w:t>
+            </w:r>
+          </w:p>
+        </w:tc>
+        <w:tc>
+          <w:tcPr>
+            <w:tcW w:w="0" w:type="auto"/>
+            <w:vAlign w:val="center"/>
+            <w:hideMark/>
+          </w:tcPr>
+          <w:p>
+            <w:pPr>
+              <w:rPr>
+                <w:lang w:val="uk-UA"/>
+              </w:rPr>
+            </w:pPr>
+            <w:r>
+              <w:rPr>
+                <w:lang w:val="uk-UA"/>
+              </w:rPr>
+              <w:t xml:space="preserve">Фон </w:t>
+            </w:r>
+            <w:proofErr w:type="spellStart"/>
+            <w:r>
+              <w:rPr>
+                <w:lang w:val="uk-UA"/>
+              </w:rPr>
+              <w:t>обновляется</w:t>
+            </w:r>
+            <w:proofErr w:type="spellEnd"/>
+            <w:r>
+              <w:rPr>
+                <w:lang w:val="uk-UA"/>
+              </w:rPr>
+              <w:t xml:space="preserve"> </w:t>
+            </w:r>
+            <w:proofErr w:type="spellStart"/>
+            <w:r>
+              <w:rPr>
+                <w:lang w:val="uk-UA"/>
+              </w:rPr>
+              <w:t>медленнее</w:t>
+            </w:r>
+            <w:proofErr w:type="spellEnd"/>
+            <w:r>
+              <w:rPr>
+                <w:lang w:val="uk-UA"/>
+              </w:rPr>
+              <w:t xml:space="preserve">, </w:t>
+            </w:r>
+            <w:proofErr w:type="spellStart"/>
+            <w:r>
+              <w:rPr>
+                <w:lang w:val="uk-UA"/>
+              </w:rPr>
+              <w:t>лучше</w:t>
+            </w:r>
+            <w:proofErr w:type="spellEnd"/>
+            <w:r>
+              <w:rPr>
+                <w:lang w:val="uk-UA"/>
+              </w:rPr>
+              <w:t xml:space="preserve"> </w:t>
+            </w:r>
+            <w:proofErr w:type="spellStart"/>
+            <w:r>
+              <w:rPr>
+                <w:lang w:val="uk-UA"/>
+              </w:rPr>
+              <w:t>фильтруются</w:t>
+            </w:r>
+            <w:proofErr w:type="spellEnd"/>
+            <w:r>
+              <w:rPr>
+                <w:lang w:val="uk-UA"/>
+              </w:rPr>
+              <w:t xml:space="preserve"> </w:t>
+            </w:r>
+            <w:proofErr w:type="spellStart"/>
+            <w:r>
+              <w:rPr>
+                <w:lang w:val="uk-UA"/>
+              </w:rPr>
+              <w:t>кратковременные</w:t>
+            </w:r>
+            <w:proofErr w:type="spellEnd"/>
+            <w:r>
+              <w:rPr>
+                <w:lang w:val="uk-UA"/>
+              </w:rPr>
+              <w:t xml:space="preserve"> </w:t>
+            </w:r>
+            <w:proofErr w:type="spellStart"/>
+            <w:r>
+              <w:rPr>
+                <w:lang w:val="uk-UA"/>
+              </w:rPr>
+              <w:t>изменения</w:t>
+            </w:r>
+            <w:proofErr w:type="spellEnd"/>
+            <w:r>
+              <w:rPr>
+                <w:lang w:val="uk-UA"/>
+              </w:rPr>
+              <w:t>.</w:t>
+            </w:r>
+          </w:p>
+        </w:tc>
+        <w:tc>
+          <w:tcPr>
+            <w:tcW w:w="0" w:type="auto"/>
+            <w:vAlign w:val="center"/>
+            <w:hideMark/>
+          </w:tcPr>
+          <w:p>
+            <w:pPr>
+              <w:rPr>
+                <w:lang w:val="uk-UA"/>
+              </w:rPr>
+            </w:pPr>
+            <w:r>
+              <w:rPr>
+                <w:lang w:val="uk-UA"/>
+              </w:rPr>
+              <w:t xml:space="preserve">Фон </w:t>
+            </w:r>
+            <w:proofErr w:type="spellStart"/>
+            <w:r>
+              <w:rPr>
+                <w:lang w:val="uk-UA"/>
+              </w:rPr>
+              <w:t>адаптируется</w:t>
+            </w:r>
+            <w:proofErr w:type="spellEnd"/>
+            <w:r>
+              <w:rPr>
+                <w:lang w:val="uk-UA"/>
+              </w:rPr>
+              <w:t xml:space="preserve"> </w:t>
+            </w:r>
+            <w:proofErr w:type="spellStart"/>
+            <w:r>
+              <w:rPr>
+                <w:lang w:val="uk-UA"/>
+              </w:rPr>
+              <w:t>быстрее</w:t>
+            </w:r>
+            <w:proofErr w:type="spellEnd"/>
+            <w:r>
+              <w:rPr>
+                <w:lang w:val="uk-UA"/>
+              </w:rPr>
+              <w:t xml:space="preserve">, но </w:t>
+            </w:r>
+            <w:proofErr w:type="spellStart"/>
+            <w:r>
+              <w:rPr>
+                <w:lang w:val="uk-UA"/>
+              </w:rPr>
+              <w:t>неподвижная</w:t>
+            </w:r>
+            <w:proofErr w:type="spellEnd"/>
+            <w:r>
+              <w:rPr>
+                <w:lang w:val="uk-UA"/>
+              </w:rPr>
+              <w:t xml:space="preserve"> </w:t>
+            </w:r>
+            <w:proofErr w:type="spellStart"/>
+            <w:r>
+              <w:rPr>
+                <w:lang w:val="uk-UA"/>
+              </w:rPr>
+              <w:t>цель</w:t>
+            </w:r>
+            <w:proofErr w:type="spellEnd"/>
+            <w:r>
+              <w:rPr>
+                <w:lang w:val="uk-UA"/>
+              </w:rPr>
+              <w:t xml:space="preserve"> </w:t>
+            </w:r>
+            <w:proofErr w:type="spellStart"/>
+            <w:r>
+              <w:rPr>
+                <w:lang w:val="uk-UA"/>
+              </w:rPr>
+              <w:t>может</w:t>
+            </w:r>
+            <w:proofErr w:type="spellEnd"/>
+            <w:r>
+              <w:rPr>
+                <w:lang w:val="uk-UA"/>
+              </w:rPr>
+              <w:t xml:space="preserve"> «</w:t>
+            </w:r>
+            <w:proofErr w:type="spellStart"/>
+            <w:r>
+              <w:rPr>
+                <w:lang w:val="uk-UA"/>
+              </w:rPr>
+              <w:t>раствориться</w:t>
+            </w:r>
+            <w:proofErr w:type="spellEnd"/>
+            <w:r>
+              <w:rPr>
+                <w:lang w:val="uk-UA"/>
+              </w:rPr>
+              <w:t>» в фоне.</w:t>
+            </w:r>
+          </w:p>
+        </w:tc>
+        <w:tc>
+          <w:tcPr>
+            <w:tcW w:w="0" w:type="auto"/>
+            <w:vAlign w:val="center"/>
+            <w:hideMark/>
+          </w:tcPr>
+          <w:p>
+            <w:pPr>
+              <w:rPr>
+                <w:lang w:val="uk-UA"/>
+              </w:rPr>
+            </w:pPr>
+            <w:r>
+              <w:rPr>
+                <w:b/>
+                <w:bCs/>
+                <w:lang w:val="uk-UA"/>
+              </w:rPr>
+              <w:t xml:space="preserve">50–500 </w:t>
+            </w:r>
+            <w:proofErr w:type="spellStart"/>
+            <w:r>
+              <w:rPr>
+                <w:b/>
+                <w:bCs/>
+                <w:lang w:val="uk-UA"/>
+              </w:rPr>
+              <w:t>кадров</w:t>
+            </w:r>
+            <w:proofErr w:type="spellEnd"/>
+          </w:p>
+        </w:tc>
+      </w:tr>
+      <w:tr>
+        <w:trPr>
+          <w:tblCellSpacing w:w="15" w:type="dxa"/>
+        </w:trPr>
+        <w:tc>
+          <w:tcPr>
+            <w:tcW w:w="0" w:type="auto"/>
+            <w:vAlign w:val="center"/>
+            <w:hideMark/>
+          </w:tcPr>
+          <w:p>
+            <w:pPr>
+              <w:rPr>
+                <w:lang w:val="uk-UA"/>
+              </w:rPr>
+            </w:pPr>
+            <w:proofErr w:type="spellStart"/>
+            <w:r>
+              <w:rPr>
+                <w:b/>
+                <w:bCs/>
+                <w:lang w:val="uk-UA"/>
+              </w:rPr>
+              <w:t>motion.learningRate</w:t>
+            </w:r>
+            <w:proofErr w:type="spellEnd"/>
+          </w:p>
+        </w:tc>
+        <w:tc>
+          <w:tcPr>
+            <w:tcW w:w="0" w:type="auto"/>
+            <w:vAlign w:val="center"/>
+            <w:hideMark/>
+          </w:tcPr>
+          <w:p>
+            <w:pPr>
+              <w:rPr>
+                <w:lang w:val="uk-UA"/>
+              </w:rPr>
+            </w:pPr>
+            <w:proofErr w:type="spellStart"/>
+            <w:r>
+              <w:rPr>
+                <w:b/>
+                <w:bCs/>
+                <w:lang w:val="uk-UA"/>
+              </w:rPr>
+              <w:t>Скорость</w:t>
+            </w:r>
+            <w:proofErr w:type="spellEnd"/>
+            <w:r>
+              <w:rPr>
+                <w:b/>
+                <w:bCs/>
+                <w:lang w:val="uk-UA"/>
+              </w:rPr>
+              <w:t xml:space="preserve"> </w:t>
+            </w:r>
+            <w:proofErr w:type="spellStart"/>
+            <w:r>
+              <w:rPr>
+                <w:b/>
+                <w:bCs/>
+                <w:lang w:val="uk-UA"/>
+              </w:rPr>
+              <w:t>обучения</w:t>
+            </w:r>
+            <w:proofErr w:type="spellEnd"/>
+            <w:r>
+              <w:rPr>
+                <w:b/>
+                <w:bCs/>
+                <w:lang w:val="uk-UA"/>
+              </w:rPr>
+              <w:t xml:space="preserve"> </w:t>
+            </w:r>
+            <w:proofErr w:type="spellStart"/>
+            <w:r>
+              <w:rPr>
+                <w:b/>
+                <w:bCs/>
+                <w:lang w:val="uk-UA"/>
+              </w:rPr>
+              <w:t>фона</w:t>
+            </w:r>
+            <w:proofErr w:type="spellEnd"/>
+          </w:p>
+        </w:tc>
+        <w:tc>
+          <w:tcPr>
+            <w:tcW w:w="0" w:type="auto"/>
+            <w:vAlign w:val="center"/>
+            <w:hideMark/>
+          </w:tcPr>
+          <w:p>
+            <w:pPr>
+              <w:rPr>
+                <w:lang w:val="uk-UA"/>
+              </w:rPr>
+            </w:pPr>
+            <w:proofErr w:type="spellStart"/>
+            <w:r>
+              <w:rPr>
+                <w:lang w:val="uk-UA"/>
+              </w:rPr>
+              <w:t>Скорость</w:t>
+            </w:r>
+            <w:proofErr w:type="spellEnd"/>
+            <w:r>
+              <w:rPr>
+                <w:lang w:val="uk-UA"/>
+              </w:rPr>
+              <w:t xml:space="preserve">, с </w:t>
+            </w:r>
+            <w:proofErr w:type="spellStart"/>
+            <w:r>
+              <w:rPr>
+                <w:lang w:val="uk-UA"/>
+              </w:rPr>
+              <w:t>которой</w:t>
+            </w:r>
+            <w:proofErr w:type="spellEnd"/>
+            <w:r>
+              <w:rPr>
+                <w:lang w:val="uk-UA"/>
+              </w:rPr>
+              <w:t xml:space="preserve"> алгоритм </w:t>
+            </w:r>
+            <w:proofErr w:type="spellStart"/>
+            <w:r>
+              <w:rPr>
+                <w:lang w:val="uk-UA"/>
+              </w:rPr>
+              <w:t>обновляет</w:t>
+            </w:r>
+            <w:proofErr w:type="spellEnd"/>
+            <w:r>
+              <w:rPr>
+                <w:lang w:val="uk-UA"/>
+              </w:rPr>
+              <w:t xml:space="preserve"> модель </w:t>
+            </w:r>
+            <w:proofErr w:type="spellStart"/>
+            <w:r>
+              <w:rPr>
+                <w:lang w:val="uk-UA"/>
+              </w:rPr>
+              <w:t>фона</w:t>
+            </w:r>
+            <w:proofErr w:type="spellEnd"/>
+            <w:r>
+              <w:rPr>
+                <w:lang w:val="uk-UA"/>
+              </w:rPr>
+              <w:t>.</w:t>
+            </w:r>
+          </w:p>
+        </w:tc>
+        <w:tc>
+          <w:tcPr>
+            <w:tcW w:w="0" w:type="auto"/>
+            <w:vAlign w:val="center"/>
+            <w:hideMark/>
+          </w:tcPr>
+          <w:p>
+            <w:pPr>
+              <w:rPr>
+                <w:lang w:val="uk-UA"/>
+              </w:rPr>
+            </w:pPr>
+            <w:r>
+              <w:rPr>
+                <w:lang w:val="uk-UA"/>
+              </w:rPr>
+              <w:t xml:space="preserve">Фон </w:t>
+            </w:r>
+            <w:proofErr w:type="spellStart"/>
+            <w:r>
+              <w:rPr>
+                <w:lang w:val="uk-UA"/>
+              </w:rPr>
+              <w:t>быстро</w:t>
+            </w:r>
+            <w:proofErr w:type="spellEnd"/>
+            <w:r>
+              <w:rPr>
+                <w:lang w:val="uk-UA"/>
+              </w:rPr>
+              <w:t xml:space="preserve"> </w:t>
+            </w:r>
+            <w:proofErr w:type="spellStart"/>
+            <w:r>
+              <w:rPr>
+                <w:lang w:val="uk-UA"/>
+              </w:rPr>
+              <w:t>подстраивается</w:t>
+            </w:r>
+            <w:proofErr w:type="spellEnd"/>
+            <w:r>
+              <w:rPr>
+                <w:lang w:val="uk-UA"/>
+              </w:rPr>
+              <w:t xml:space="preserve"> </w:t>
+            </w:r>
+            <w:proofErr w:type="spellStart"/>
+            <w:r>
+              <w:rPr>
+                <w:lang w:val="uk-UA"/>
+              </w:rPr>
+              <w:t>под</w:t>
+            </w:r>
+            <w:proofErr w:type="spellEnd"/>
+            <w:r>
+              <w:rPr>
+                <w:lang w:val="uk-UA"/>
+              </w:rPr>
+              <w:t xml:space="preserve"> </w:t>
+            </w:r>
+            <w:proofErr w:type="spellStart"/>
+            <w:r>
+              <w:rPr>
+                <w:lang w:val="uk-UA"/>
+              </w:rPr>
+              <w:t>изменения</w:t>
+            </w:r>
+            <w:proofErr w:type="spellEnd"/>
+            <w:r>
+              <w:rPr>
+                <w:lang w:val="uk-UA"/>
+              </w:rPr>
+              <w:t xml:space="preserve"> </w:t>
+            </w:r>
+            <w:proofErr w:type="spellStart"/>
+            <w:r>
+              <w:rPr>
+                <w:lang w:val="uk-UA"/>
+              </w:rPr>
+              <w:t>освещения</w:t>
+            </w:r>
+            <w:proofErr w:type="spellEnd"/>
+            <w:r>
+              <w:rPr>
+                <w:lang w:val="uk-UA"/>
+              </w:rPr>
+              <w:t xml:space="preserve"> и </w:t>
+            </w:r>
+            <w:proofErr w:type="spellStart"/>
+            <w:r>
+              <w:rPr>
+                <w:lang w:val="uk-UA"/>
+              </w:rPr>
+              <w:t>сцены</w:t>
+            </w:r>
+            <w:proofErr w:type="spellEnd"/>
+            <w:r>
+              <w:rPr>
+                <w:lang w:val="uk-UA"/>
+              </w:rPr>
+              <w:t>.</w:t>
+            </w:r>
+          </w:p>
+        </w:tc>
+        <w:tc>
+          <w:tcPr>
+            <w:tcW w:w="0" w:type="auto"/>
+            <w:vAlign w:val="center"/>
+            <w:hideMark/>
+          </w:tcPr>
+          <w:p>
+            <w:pPr>
+              <w:rPr>
+                <w:lang w:val="uk-UA"/>
+              </w:rPr>
+            </w:pPr>
+            <w:r>
+              <w:rPr>
+                <w:lang w:val="uk-UA"/>
+              </w:rPr>
+              <w:t xml:space="preserve">Фон </w:t>
+            </w:r>
+            <w:proofErr w:type="spellStart"/>
+            <w:r>
+              <w:rPr>
+                <w:lang w:val="uk-UA"/>
+              </w:rPr>
+              <w:t>меняется</w:t>
+            </w:r>
+            <w:proofErr w:type="spellEnd"/>
+            <w:r>
+              <w:rPr>
+                <w:lang w:val="uk-UA"/>
+              </w:rPr>
+              <w:t xml:space="preserve"> </w:t>
+            </w:r>
+            <w:proofErr w:type="spellStart"/>
+            <w:r>
+              <w:rPr>
+                <w:lang w:val="uk-UA"/>
+              </w:rPr>
+              <w:t>медленно</w:t>
+            </w:r>
+            <w:proofErr w:type="spellEnd"/>
+            <w:r>
+              <w:rPr>
+                <w:lang w:val="uk-UA"/>
+              </w:rPr>
+              <w:t xml:space="preserve">, </w:t>
+            </w:r>
+            <w:proofErr w:type="spellStart"/>
+            <w:r>
+              <w:rPr>
+                <w:lang w:val="uk-UA"/>
+              </w:rPr>
+              <w:t>движущиеся</w:t>
+            </w:r>
+            <w:proofErr w:type="spellEnd"/>
+            <w:r>
+              <w:rPr>
+                <w:lang w:val="uk-UA"/>
+              </w:rPr>
+              <w:t xml:space="preserve"> </w:t>
+            </w:r>
+            <w:proofErr w:type="spellStart"/>
+            <w:r>
+              <w:rPr>
+                <w:lang w:val="uk-UA"/>
+              </w:rPr>
+              <w:t>объекты</w:t>
+            </w:r>
+            <w:proofErr w:type="spellEnd"/>
+            <w:r>
+              <w:rPr>
+                <w:lang w:val="uk-UA"/>
+              </w:rPr>
+              <w:t xml:space="preserve"> </w:t>
+            </w:r>
+            <w:proofErr w:type="spellStart"/>
+            <w:r>
+              <w:rPr>
+                <w:lang w:val="uk-UA"/>
+              </w:rPr>
+              <w:t>удерживаются</w:t>
+            </w:r>
+            <w:proofErr w:type="spellEnd"/>
+            <w:r>
+              <w:rPr>
+                <w:lang w:val="uk-UA"/>
+              </w:rPr>
+              <w:t xml:space="preserve"> </w:t>
+            </w:r>
+            <w:proofErr w:type="spellStart"/>
+            <w:r>
+              <w:rPr>
+                <w:lang w:val="uk-UA"/>
+              </w:rPr>
+              <w:t>дольше</w:t>
+            </w:r>
+            <w:proofErr w:type="spellEnd"/>
+            <w:r>
+              <w:rPr>
+                <w:lang w:val="uk-UA"/>
+              </w:rPr>
+              <w:t>.</w:t>
+            </w:r>
+          </w:p>
+        </w:tc>
+        <w:tc>
+          <w:tcPr>
+            <w:tcW w:w="0" w:type="auto"/>
+            <w:vAlign w:val="center"/>
+            <w:hideMark/>
+          </w:tcPr>
+          <w:p>
+            <w:pPr>
+              <w:rPr>
+                <w:lang w:val="uk-UA"/>
+              </w:rPr>
+            </w:pPr>
+            <w:r>
+              <w:rPr>
+                <w:b/>
+                <w:bCs/>
+                <w:lang w:val="uk-UA"/>
+              </w:rPr>
+              <w:t>0.001–0.05</w:t>
+            </w:r>
+          </w:p>
+        </w:tc>
+      </w:tr>
+      <w:tr>
+        <w:trPr>
+          <w:tblCellSpacing w:w="15" w:type="dxa"/>
+        </w:trPr>
+        <w:tc>
+          <w:tcPr>
+            <w:tcW w:w="0" w:type="auto"/>
+            <w:vAlign w:val="center"/>
+            <w:hideMark/>
+          </w:tcPr>
+          <w:p>
+            <w:pPr>
+              <w:rPr>
+                <w:lang w:val="uk-UA"/>
+              </w:rPr>
+            </w:pPr>
+            <w:proofErr w:type="spellStart"/>
+            <w:r>
+              <w:rPr>
+                <w:b/>
+                <w:bCs/>
+                <w:lang w:val="uk-UA"/>
+              </w:rPr>
+              <w:t>motion.erodeIterations</w:t>
+            </w:r>
+            <w:proofErr w:type="spellEnd"/>
+          </w:p>
+        </w:tc>
+        <w:tc>
+          <w:tcPr>
+            <w:tcW w:w="0" w:type="auto"/>
+            <w:vAlign w:val="center"/>
+            <w:hideMark/>
+          </w:tcPr>
+          <w:p>
+            <w:pPr>
+              <w:rPr>
+                <w:lang w:val="uk-UA"/>
+              </w:rPr>
+            </w:pPr>
+            <w:proofErr w:type="spellStart"/>
+            <w:r>
+              <w:rPr>
+                <w:b/>
+                <w:bCs/>
+                <w:lang w:val="uk-UA"/>
+              </w:rPr>
+              <w:t>Эрозия</w:t>
+            </w:r>
+            <w:proofErr w:type="spellEnd"/>
+          </w:p>
+        </w:tc>
+        <w:tc>
+          <w:tcPr>
+            <w:tcW w:w="0" w:type="auto"/>
+            <w:vAlign w:val="center"/>
+            <w:hideMark/>
+          </w:tcPr>
+          <w:p>
+            <w:pPr>
+              <w:rPr>
+                <w:lang w:val="uk-UA"/>
+              </w:rPr>
+            </w:pPr>
+            <w:proofErr w:type="spellStart"/>
+            <w:r>
+              <w:rPr>
+                <w:lang w:val="uk-UA"/>
+              </w:rPr>
+              <w:t>Удаляет</w:t>
+            </w:r>
+            <w:proofErr w:type="spellEnd"/>
+            <w:r>
+              <w:rPr>
+                <w:lang w:val="uk-UA"/>
+              </w:rPr>
+              <w:t xml:space="preserve"> </w:t>
+            </w:r>
+            <w:proofErr w:type="spellStart"/>
+            <w:r>
+              <w:rPr>
+                <w:lang w:val="uk-UA"/>
+              </w:rPr>
+              <w:t>мелкие</w:t>
+            </w:r>
+            <w:proofErr w:type="spellEnd"/>
+            <w:r>
+              <w:rPr>
+                <w:lang w:val="uk-UA"/>
+              </w:rPr>
+              <w:t xml:space="preserve"> </w:t>
+            </w:r>
+            <w:proofErr w:type="spellStart"/>
+            <w:r>
+              <w:rPr>
+                <w:lang w:val="uk-UA"/>
+              </w:rPr>
+              <w:t>шумовые</w:t>
+            </w:r>
+            <w:proofErr w:type="spellEnd"/>
+            <w:r>
+              <w:rPr>
+                <w:lang w:val="uk-UA"/>
+              </w:rPr>
+              <w:t xml:space="preserve"> </w:t>
+            </w:r>
+            <w:proofErr w:type="spellStart"/>
+            <w:r>
+              <w:rPr>
+                <w:lang w:val="uk-UA"/>
+              </w:rPr>
+              <w:t>области</w:t>
+            </w:r>
+            <w:proofErr w:type="spellEnd"/>
+            <w:r>
+              <w:rPr>
+                <w:lang w:val="uk-UA"/>
+              </w:rPr>
+              <w:t xml:space="preserve"> </w:t>
+            </w:r>
+            <w:proofErr w:type="spellStart"/>
+            <w:r>
+              <w:rPr>
+                <w:lang w:val="uk-UA"/>
+              </w:rPr>
+              <w:t>после</w:t>
+            </w:r>
+            <w:proofErr w:type="spellEnd"/>
+            <w:r>
+              <w:rPr>
+                <w:lang w:val="uk-UA"/>
+              </w:rPr>
+              <w:t xml:space="preserve"> </w:t>
+            </w:r>
+            <w:proofErr w:type="spellStart"/>
+            <w:r>
+              <w:rPr>
+                <w:lang w:val="uk-UA"/>
+              </w:rPr>
+              <w:t>бинаризации</w:t>
+            </w:r>
+            <w:proofErr w:type="spellEnd"/>
+            <w:r>
+              <w:rPr>
+                <w:lang w:val="uk-UA"/>
+              </w:rPr>
+              <w:t>.</w:t>
+            </w:r>
+          </w:p>
+        </w:tc>
+        <w:tc>
+          <w:tcPr>
+            <w:tcW w:w="0" w:type="auto"/>
+            <w:vAlign w:val="center"/>
+            <w:hideMark/>
+          </w:tcPr>
+          <w:p>
+            <w:pPr>
+              <w:rPr>
+                <w:lang w:val="uk-UA"/>
+              </w:rPr>
+            </w:pPr>
+            <w:proofErr w:type="spellStart"/>
+            <w:r>
+              <w:rPr>
+                <w:lang w:val="uk-UA"/>
+              </w:rPr>
+              <w:t>Лучше</w:t>
+            </w:r>
+            <w:proofErr w:type="spellEnd"/>
+            <w:r>
+              <w:rPr>
+                <w:lang w:val="uk-UA"/>
+              </w:rPr>
+              <w:t xml:space="preserve"> </w:t>
+            </w:r>
+            <w:proofErr w:type="spellStart"/>
+            <w:r>
+              <w:rPr>
+                <w:lang w:val="uk-UA"/>
+              </w:rPr>
+              <w:t>очищает</w:t>
+            </w:r>
+            <w:proofErr w:type="spellEnd"/>
+            <w:r>
+              <w:rPr>
+                <w:lang w:val="uk-UA"/>
+              </w:rPr>
+              <w:t xml:space="preserve"> шум, но </w:t>
+            </w:r>
+            <w:proofErr w:type="spellStart"/>
+            <w:r>
+              <w:rPr>
+                <w:lang w:val="uk-UA"/>
+              </w:rPr>
+              <w:t>может</w:t>
+            </w:r>
+            <w:proofErr w:type="spellEnd"/>
+            <w:r>
+              <w:rPr>
+                <w:lang w:val="uk-UA"/>
+              </w:rPr>
+              <w:t xml:space="preserve"> </w:t>
+            </w:r>
+            <w:proofErr w:type="spellStart"/>
+            <w:r>
+              <w:rPr>
+                <w:lang w:val="uk-UA"/>
+              </w:rPr>
+              <w:t>уменьшить</w:t>
+            </w:r>
+            <w:proofErr w:type="spellEnd"/>
+            <w:r>
+              <w:rPr>
+                <w:lang w:val="uk-UA"/>
+              </w:rPr>
+              <w:t xml:space="preserve"> </w:t>
+            </w:r>
+            <w:proofErr w:type="spellStart"/>
+            <w:r>
+              <w:rPr>
+                <w:lang w:val="uk-UA"/>
+              </w:rPr>
+              <w:t>реальные</w:t>
+            </w:r>
+            <w:proofErr w:type="spellEnd"/>
+            <w:r>
+              <w:rPr>
+                <w:lang w:val="uk-UA"/>
+              </w:rPr>
+              <w:t xml:space="preserve"> </w:t>
+            </w:r>
+            <w:proofErr w:type="spellStart"/>
+            <w:r>
+              <w:rPr>
+                <w:lang w:val="uk-UA"/>
+              </w:rPr>
+              <w:t>объекты</w:t>
+            </w:r>
+            <w:proofErr w:type="spellEnd"/>
+            <w:r>
+              <w:rPr>
+                <w:lang w:val="uk-UA"/>
+              </w:rPr>
+              <w:t>.</w:t>
+            </w:r>
+          </w:p>
+        </w:tc>
+        <w:tc>
+          <w:tcPr>
+            <w:tcW w:w="0" w:type="auto"/>
+            <w:vAlign w:val="center"/>
+            <w:hideMark/>
+          </w:tcPr>
+          <w:p>
+            <w:pPr>
+              <w:rPr>
+                <w:lang w:val="uk-UA"/>
+              </w:rPr>
+            </w:pPr>
+            <w:proofErr w:type="spellStart"/>
+            <w:r>
+              <w:rPr>
+                <w:lang w:val="uk-UA"/>
+              </w:rPr>
+              <w:t>Почти</w:t>
+            </w:r>
+            <w:proofErr w:type="spellEnd"/>
+            <w:r>
+              <w:rPr>
+                <w:lang w:val="uk-UA"/>
+              </w:rPr>
+              <w:t xml:space="preserve"> не </w:t>
+            </w:r>
+            <w:proofErr w:type="spellStart"/>
+            <w:r>
+              <w:rPr>
+                <w:lang w:val="uk-UA"/>
+              </w:rPr>
+              <w:t>очищает</w:t>
+            </w:r>
+            <w:proofErr w:type="spellEnd"/>
+            <w:r>
+              <w:rPr>
+                <w:lang w:val="uk-UA"/>
+              </w:rPr>
+              <w:t xml:space="preserve"> </w:t>
+            </w:r>
+            <w:proofErr w:type="spellStart"/>
+            <w:r>
+              <w:rPr>
+                <w:lang w:val="uk-UA"/>
+              </w:rPr>
+              <w:t>изображение</w:t>
+            </w:r>
+            <w:proofErr w:type="spellEnd"/>
+            <w:r>
+              <w:rPr>
+                <w:lang w:val="uk-UA"/>
+              </w:rPr>
+              <w:t>.</w:t>
+            </w:r>
+          </w:p>
+        </w:tc>
+        <w:tc>
+          <w:tcPr>
+            <w:tcW w:w="0" w:type="auto"/>
+            <w:vAlign w:val="center"/>
+            <w:hideMark/>
+          </w:tcPr>
+          <w:p>
+            <w:pPr>
+              <w:rPr>
+                <w:lang w:val="uk-UA"/>
+              </w:rPr>
+            </w:pPr>
+            <w:r>
+              <w:rPr>
+                <w:b/>
+                <w:bCs/>
+                <w:lang w:val="uk-UA"/>
+              </w:rPr>
+              <w:t>0–3</w:t>
+            </w:r>
+          </w:p>
+        </w:tc>
+      </w:tr>
+      <w:tr>
+        <w:trPr>
+          <w:tblCellSpacing w:w="15" w:type="dxa"/>
+        </w:trPr>
+        <w:tc>
+          <w:tcPr>
+            <w:tcW w:w="0" w:type="auto"/>
+            <w:vAlign w:val="center"/>
+            <w:hideMark/>
+          </w:tcPr>
+          <w:p>
+            <w:pPr>
+              <w:rPr>
+                <w:lang w:val="uk-UA"/>
+              </w:rPr>
+            </w:pPr>
+            <w:proofErr w:type="spellStart"/>
+            <w:r>
+              <w:rPr>
+                <w:b/>
+                <w:bCs/>
+                <w:lang w:val="uk-UA"/>
+              </w:rPr>
+              <w:t>motion.dilateIterations</w:t>
+            </w:r>
+            <w:proofErr w:type="spellEnd"/>
+          </w:p>
+        </w:tc>
+        <w:tc>
+          <w:tcPr>
+            <w:tcW w:w="0" w:type="auto"/>
+            <w:vAlign w:val="center"/>
+            <w:hideMark/>
+          </w:tcPr>
+          <w:p>
+            <w:pPr>
+              <w:rPr>
+                <w:lang w:val="uk-UA"/>
+              </w:rPr>
+            </w:pPr>
+            <w:proofErr w:type="spellStart"/>
+            <w:r>
+              <w:rPr>
+                <w:b/>
+                <w:bCs/>
+                <w:lang w:val="uk-UA"/>
+              </w:rPr>
+              <w:t>Расширение</w:t>
+            </w:r>
+            <w:proofErr w:type="spellEnd"/>
+            <w:r>
+              <w:rPr>
+                <w:b/>
+                <w:bCs/>
+                <w:lang w:val="uk-UA"/>
+              </w:rPr>
+              <w:t xml:space="preserve"> (</w:t>
+            </w:r>
+            <w:proofErr w:type="spellStart"/>
+            <w:r>
+              <w:rPr>
+                <w:b/>
+                <w:bCs/>
+                <w:lang w:val="uk-UA"/>
+              </w:rPr>
+              <w:t>Дилатация</w:t>
+            </w:r>
+            <w:proofErr w:type="spellEnd"/>
+            <w:r>
+              <w:rPr>
+                <w:b/>
+                <w:bCs/>
+                <w:lang w:val="uk-UA"/>
+              </w:rPr>
+              <w:t>)</w:t>
+            </w:r>
+          </w:p>
+        </w:tc>
+        <w:tc>
+          <w:tcPr>
+            <w:tcW w:w="0" w:type="auto"/>
+            <w:vAlign w:val="center"/>
+            <w:hideMark/>
+          </w:tcPr>
+          <w:p>
+            <w:pPr>
+              <w:rPr>
+                <w:lang w:val="uk-UA"/>
+              </w:rPr>
+            </w:pPr>
+            <w:proofErr w:type="spellStart"/>
+            <w:r>
+              <w:rPr>
+                <w:lang w:val="uk-UA"/>
+              </w:rPr>
+              <w:t>Увеличивает</w:t>
+            </w:r>
+            <w:proofErr w:type="spellEnd"/>
+            <w:r>
+              <w:rPr>
+                <w:lang w:val="uk-UA"/>
+              </w:rPr>
+              <w:t xml:space="preserve"> </w:t>
+            </w:r>
+            <w:proofErr w:type="spellStart"/>
+            <w:r>
+              <w:rPr>
+                <w:lang w:val="uk-UA"/>
+              </w:rPr>
+              <w:t>найденные</w:t>
+            </w:r>
+            <w:proofErr w:type="spellEnd"/>
+            <w:r>
+              <w:rPr>
+                <w:lang w:val="uk-UA"/>
+              </w:rPr>
+              <w:t xml:space="preserve"> </w:t>
+            </w:r>
+            <w:proofErr w:type="spellStart"/>
+            <w:r>
+              <w:rPr>
+                <w:lang w:val="uk-UA"/>
+              </w:rPr>
+              <w:t>области</w:t>
+            </w:r>
+            <w:proofErr w:type="spellEnd"/>
+            <w:r>
+              <w:rPr>
+                <w:lang w:val="uk-UA"/>
+              </w:rPr>
+              <w:t xml:space="preserve"> и </w:t>
+            </w:r>
+            <w:proofErr w:type="spellStart"/>
+            <w:r>
+              <w:rPr>
+                <w:lang w:val="uk-UA"/>
+              </w:rPr>
+              <w:t>соединяет</w:t>
+            </w:r>
+            <w:proofErr w:type="spellEnd"/>
+            <w:r>
+              <w:rPr>
+                <w:lang w:val="uk-UA"/>
+              </w:rPr>
+              <w:t xml:space="preserve"> </w:t>
+            </w:r>
+            <w:proofErr w:type="spellStart"/>
+            <w:r>
+              <w:rPr>
+                <w:lang w:val="uk-UA"/>
+              </w:rPr>
+              <w:t>разорванные</w:t>
+            </w:r>
+            <w:proofErr w:type="spellEnd"/>
+            <w:r>
+              <w:rPr>
+                <w:lang w:val="uk-UA"/>
+              </w:rPr>
+              <w:t xml:space="preserve"> </w:t>
+            </w:r>
+            <w:proofErr w:type="spellStart"/>
+            <w:r>
+              <w:rPr>
+                <w:lang w:val="uk-UA"/>
+              </w:rPr>
+              <w:t>части</w:t>
+            </w:r>
+            <w:proofErr w:type="spellEnd"/>
+            <w:r>
+              <w:rPr>
+                <w:lang w:val="uk-UA"/>
+              </w:rPr>
+              <w:t xml:space="preserve"> </w:t>
+            </w:r>
+            <w:proofErr w:type="spellStart"/>
+            <w:r>
+              <w:rPr>
+                <w:lang w:val="uk-UA"/>
+              </w:rPr>
+              <w:t>объекта</w:t>
+            </w:r>
+            <w:proofErr w:type="spellEnd"/>
+            <w:r>
+              <w:rPr>
+                <w:lang w:val="uk-UA"/>
+              </w:rPr>
+              <w:t>.</w:t>
+            </w:r>
+          </w:p>
+        </w:tc>
+        <w:tc>
+          <w:tcPr>
+            <w:tcW w:w="0" w:type="auto"/>
+            <w:vAlign w:val="center"/>
+            <w:hideMark/>
+          </w:tcPr>
+          <w:p>
+            <w:pPr>
+              <w:rPr>
+                <w:lang w:val="uk-UA"/>
+              </w:rPr>
+            </w:pPr>
+            <w:proofErr w:type="spellStart"/>
+            <w:r>
+              <w:rPr>
+                <w:lang w:val="uk-UA"/>
+              </w:rPr>
+              <w:t>Контуры</w:t>
+            </w:r>
+            <w:proofErr w:type="spellEnd"/>
+            <w:r>
+              <w:rPr>
+                <w:lang w:val="uk-UA"/>
+              </w:rPr>
+              <w:t xml:space="preserve"> </w:t>
+            </w:r>
+            <w:proofErr w:type="spellStart"/>
+            <w:r>
+              <w:rPr>
+                <w:lang w:val="uk-UA"/>
+              </w:rPr>
+              <w:t>становятся</w:t>
+            </w:r>
+            <w:proofErr w:type="spellEnd"/>
+            <w:r>
+              <w:rPr>
+                <w:lang w:val="uk-UA"/>
+              </w:rPr>
+              <w:t xml:space="preserve"> </w:t>
+            </w:r>
+            <w:proofErr w:type="spellStart"/>
+            <w:r>
+              <w:rPr>
+                <w:lang w:val="uk-UA"/>
+              </w:rPr>
+              <w:t>крупнее</w:t>
+            </w:r>
+            <w:proofErr w:type="spellEnd"/>
+            <w:r>
+              <w:rPr>
+                <w:lang w:val="uk-UA"/>
+              </w:rPr>
+              <w:t xml:space="preserve"> и </w:t>
+            </w:r>
+            <w:proofErr w:type="spellStart"/>
+            <w:r>
+              <w:rPr>
+                <w:lang w:val="uk-UA"/>
+              </w:rPr>
+              <w:t>могут</w:t>
+            </w:r>
+            <w:proofErr w:type="spellEnd"/>
+            <w:r>
+              <w:rPr>
+                <w:lang w:val="uk-UA"/>
+              </w:rPr>
+              <w:t xml:space="preserve"> </w:t>
+            </w:r>
+            <w:proofErr w:type="spellStart"/>
+            <w:r>
+              <w:rPr>
+                <w:lang w:val="uk-UA"/>
+              </w:rPr>
+              <w:t>объединяться</w:t>
+            </w:r>
+            <w:proofErr w:type="spellEnd"/>
+            <w:r>
+              <w:rPr>
+                <w:lang w:val="uk-UA"/>
+              </w:rPr>
+              <w:t>.</w:t>
+            </w:r>
+          </w:p>
+        </w:tc>
+        <w:tc>
+          <w:tcPr>
+            <w:tcW w:w="0" w:type="auto"/>
+            <w:vAlign w:val="center"/>
+            <w:hideMark/>
+          </w:tcPr>
+          <w:p>
+            <w:pPr>
+              <w:rPr>
+                <w:lang w:val="uk-UA"/>
+              </w:rPr>
+            </w:pPr>
+            <w:proofErr w:type="spellStart"/>
+            <w:r>
+              <w:rPr>
+                <w:lang w:val="uk-UA"/>
+              </w:rPr>
+              <w:t>Контуры</w:t>
+            </w:r>
+            <w:proofErr w:type="spellEnd"/>
+            <w:r>
+              <w:rPr>
+                <w:lang w:val="uk-UA"/>
+              </w:rPr>
+              <w:t xml:space="preserve"> </w:t>
+            </w:r>
+            <w:proofErr w:type="spellStart"/>
+            <w:r>
+              <w:rPr>
+                <w:lang w:val="uk-UA"/>
+              </w:rPr>
+              <w:t>останутся</w:t>
+            </w:r>
+            <w:proofErr w:type="spellEnd"/>
+            <w:r>
+              <w:rPr>
+                <w:lang w:val="uk-UA"/>
+              </w:rPr>
+              <w:t xml:space="preserve"> </w:t>
+            </w:r>
+            <w:proofErr w:type="spellStart"/>
+            <w:r>
+              <w:rPr>
+                <w:lang w:val="uk-UA"/>
+              </w:rPr>
+              <w:t>более</w:t>
+            </w:r>
+            <w:proofErr w:type="spellEnd"/>
+            <w:r>
+              <w:rPr>
+                <w:lang w:val="uk-UA"/>
+              </w:rPr>
+              <w:t xml:space="preserve"> </w:t>
+            </w:r>
+            <w:proofErr w:type="spellStart"/>
+            <w:r>
+              <w:rPr>
+                <w:lang w:val="uk-UA"/>
+              </w:rPr>
+              <w:t>точными</w:t>
+            </w:r>
+            <w:proofErr w:type="spellEnd"/>
+            <w:r>
+              <w:rPr>
+                <w:lang w:val="uk-UA"/>
+              </w:rPr>
+              <w:t xml:space="preserve">, но </w:t>
+            </w:r>
+            <w:proofErr w:type="spellStart"/>
+            <w:r>
+              <w:rPr>
+                <w:lang w:val="uk-UA"/>
+              </w:rPr>
+              <w:t>могут</w:t>
+            </w:r>
+            <w:proofErr w:type="spellEnd"/>
+            <w:r>
+              <w:rPr>
+                <w:lang w:val="uk-UA"/>
+              </w:rPr>
+              <w:t xml:space="preserve"> </w:t>
+            </w:r>
+            <w:proofErr w:type="spellStart"/>
+            <w:r>
+              <w:rPr>
+                <w:lang w:val="uk-UA"/>
+              </w:rPr>
+              <w:t>распадаться</w:t>
+            </w:r>
+            <w:proofErr w:type="spellEnd"/>
+            <w:r>
+              <w:rPr>
+                <w:lang w:val="uk-UA"/>
+              </w:rPr>
+              <w:t xml:space="preserve"> на </w:t>
+            </w:r>
+            <w:proofErr w:type="spellStart"/>
+            <w:r>
+              <w:rPr>
+                <w:lang w:val="uk-UA"/>
+              </w:rPr>
+              <w:t>части</w:t>
+            </w:r>
+            <w:proofErr w:type="spellEnd"/>
+            <w:r>
+              <w:rPr>
+                <w:lang w:val="uk-UA"/>
+              </w:rPr>
+              <w:t>.</w:t>
+            </w:r>
+          </w:p>
+        </w:tc>
+        <w:tc>
+          <w:tcPr>
+            <w:tcW w:w="0" w:type="auto"/>
+            <w:vAlign w:val="center"/>
+            <w:hideMark/>
+          </w:tcPr>
+          <w:p>
+            <w:pPr>
+              <w:rPr>
+                <w:lang w:val="uk-UA"/>
+              </w:rPr>
+            </w:pPr>
+            <w:r>
+              <w:rPr>
+                <w:b/>
+                <w:bCs/>
+                <w:lang w:val="uk-UA"/>
+              </w:rPr>
+              <w:t>0–5</w:t>
+            </w:r>
+          </w:p>
+        </w:tc>
+      </w:tr>
+      <w:tr>
+        <w:trPr>
+          <w:tblCellSpacing w:w="15" w:type="dxa"/>
+        </w:trPr>
+        <w:tc>
+          <w:tcPr>
+            <w:tcW w:w="0" w:type="auto"/>
+            <w:vAlign w:val="center"/>
+            <w:hideMark/>
+          </w:tcPr>
+          <w:p>
+            <w:pPr>
+              <w:rPr>
+                <w:lang w:val="uk-UA"/>
+              </w:rPr>
+            </w:pPr>
+            <w:proofErr w:type="spellStart"/>
+            <w:r>
+              <w:rPr>
+                <w:b/>
+                <w:bCs/>
+                <w:lang w:val="uk-UA"/>
+              </w:rPr>
+              <w:lastRenderedPageBreak/>
+              <w:t>motion.maxObjects</w:t>
+            </w:r>
+            <w:proofErr w:type="spellEnd"/>
+          </w:p>
+        </w:tc>
+        <w:tc>
+          <w:tcPr>
+            <w:tcW w:w="0" w:type="auto"/>
+            <w:vAlign w:val="center"/>
+            <w:hideMark/>
+          </w:tcPr>
+          <w:p>
+            <w:pPr>
+              <w:rPr>
+                <w:lang w:val="uk-UA"/>
+              </w:rPr>
+            </w:pPr>
+            <w:proofErr w:type="spellStart"/>
+            <w:r>
+              <w:rPr>
+                <w:b/>
+                <w:bCs/>
+                <w:lang w:val="uk-UA"/>
+              </w:rPr>
+              <w:t>Максимальное</w:t>
+            </w:r>
+            <w:proofErr w:type="spellEnd"/>
+            <w:r>
+              <w:rPr>
+                <w:b/>
+                <w:bCs/>
+                <w:lang w:val="uk-UA"/>
+              </w:rPr>
+              <w:t xml:space="preserve"> </w:t>
+            </w:r>
+            <w:proofErr w:type="spellStart"/>
+            <w:r>
+              <w:rPr>
+                <w:b/>
+                <w:bCs/>
+                <w:lang w:val="uk-UA"/>
+              </w:rPr>
+              <w:t>количество</w:t>
+            </w:r>
+            <w:proofErr w:type="spellEnd"/>
+            <w:r>
+              <w:rPr>
+                <w:b/>
+                <w:bCs/>
+                <w:lang w:val="uk-UA"/>
+              </w:rPr>
+              <w:t xml:space="preserve"> </w:t>
+            </w:r>
+            <w:proofErr w:type="spellStart"/>
+            <w:r>
+              <w:rPr>
+                <w:b/>
+                <w:bCs/>
+                <w:lang w:val="uk-UA"/>
+              </w:rPr>
+              <w:t>объектов</w:t>
+            </w:r>
+            <w:proofErr w:type="spellEnd"/>
+          </w:p>
+        </w:tc>
+        <w:tc>
+          <w:tcPr>
+            <w:tcW w:w="0" w:type="auto"/>
+            <w:vAlign w:val="center"/>
+            <w:hideMark/>
+          </w:tcPr>
+          <w:p>
+            <w:pPr>
+              <w:rPr>
+                <w:lang w:val="uk-UA"/>
+              </w:rPr>
+            </w:pPr>
+            <w:proofErr w:type="spellStart"/>
+            <w:r>
+              <w:rPr>
+                <w:lang w:val="uk-UA"/>
+              </w:rPr>
+              <w:t>Ограничивает</w:t>
+            </w:r>
+            <w:proofErr w:type="spellEnd"/>
+            <w:r>
+              <w:rPr>
+                <w:lang w:val="uk-UA"/>
+              </w:rPr>
+              <w:t xml:space="preserve"> число </w:t>
+            </w:r>
+            <w:proofErr w:type="spellStart"/>
+            <w:r>
+              <w:rPr>
+                <w:lang w:val="uk-UA"/>
+              </w:rPr>
+              <w:t>одновременно</w:t>
+            </w:r>
+            <w:proofErr w:type="spellEnd"/>
+            <w:r>
+              <w:rPr>
+                <w:lang w:val="uk-UA"/>
+              </w:rPr>
+              <w:t xml:space="preserve"> </w:t>
+            </w:r>
+            <w:proofErr w:type="spellStart"/>
+            <w:r>
+              <w:rPr>
+                <w:lang w:val="uk-UA"/>
+              </w:rPr>
+              <w:t>сопровождаемых</w:t>
+            </w:r>
+            <w:proofErr w:type="spellEnd"/>
+            <w:r>
+              <w:rPr>
+                <w:lang w:val="uk-UA"/>
+              </w:rPr>
+              <w:t xml:space="preserve"> </w:t>
+            </w:r>
+            <w:proofErr w:type="spellStart"/>
+            <w:r>
+              <w:rPr>
+                <w:lang w:val="uk-UA"/>
+              </w:rPr>
+              <w:t>объектов</w:t>
+            </w:r>
+            <w:proofErr w:type="spellEnd"/>
+            <w:r>
+              <w:rPr>
+                <w:lang w:val="uk-UA"/>
+              </w:rPr>
+              <w:t>.</w:t>
+            </w:r>
+          </w:p>
+        </w:tc>
+        <w:tc>
+          <w:tcPr>
+            <w:tcW w:w="0" w:type="auto"/>
+            <w:vAlign w:val="center"/>
+            <w:hideMark/>
+          </w:tcPr>
+          <w:p>
+            <w:pPr>
+              <w:rPr>
+                <w:lang w:val="uk-UA"/>
+              </w:rPr>
+            </w:pPr>
+            <w:proofErr w:type="spellStart"/>
+            <w:r>
+              <w:rPr>
+                <w:lang w:val="uk-UA"/>
+              </w:rPr>
+              <w:t>Можно</w:t>
+            </w:r>
+            <w:proofErr w:type="spellEnd"/>
+            <w:r>
+              <w:rPr>
+                <w:lang w:val="uk-UA"/>
+              </w:rPr>
+              <w:t xml:space="preserve"> </w:t>
+            </w:r>
+            <w:proofErr w:type="spellStart"/>
+            <w:r>
+              <w:rPr>
+                <w:lang w:val="uk-UA"/>
+              </w:rPr>
+              <w:t>отслеживать</w:t>
+            </w:r>
+            <w:proofErr w:type="spellEnd"/>
+            <w:r>
+              <w:rPr>
+                <w:lang w:val="uk-UA"/>
+              </w:rPr>
+              <w:t xml:space="preserve"> </w:t>
+            </w:r>
+            <w:proofErr w:type="spellStart"/>
+            <w:r>
+              <w:rPr>
+                <w:lang w:val="uk-UA"/>
+              </w:rPr>
+              <w:t>больше</w:t>
+            </w:r>
+            <w:proofErr w:type="spellEnd"/>
+            <w:r>
+              <w:rPr>
+                <w:lang w:val="uk-UA"/>
+              </w:rPr>
+              <w:t xml:space="preserve"> </w:t>
+            </w:r>
+            <w:proofErr w:type="spellStart"/>
+            <w:r>
+              <w:rPr>
+                <w:lang w:val="uk-UA"/>
+              </w:rPr>
+              <w:t>целей</w:t>
+            </w:r>
+            <w:proofErr w:type="spellEnd"/>
+            <w:r>
+              <w:rPr>
+                <w:lang w:val="uk-UA"/>
+              </w:rPr>
+              <w:t xml:space="preserve">, но </w:t>
+            </w:r>
+            <w:proofErr w:type="spellStart"/>
+            <w:r>
+              <w:rPr>
+                <w:lang w:val="uk-UA"/>
+              </w:rPr>
+              <w:t>увеличится</w:t>
+            </w:r>
+            <w:proofErr w:type="spellEnd"/>
+            <w:r>
+              <w:rPr>
+                <w:lang w:val="uk-UA"/>
+              </w:rPr>
+              <w:t xml:space="preserve"> </w:t>
+            </w:r>
+            <w:proofErr w:type="spellStart"/>
+            <w:r>
+              <w:rPr>
+                <w:lang w:val="uk-UA"/>
+              </w:rPr>
+              <w:t>нагрузка</w:t>
+            </w:r>
+            <w:proofErr w:type="spellEnd"/>
+            <w:r>
+              <w:rPr>
+                <w:lang w:val="uk-UA"/>
+              </w:rPr>
+              <w:t xml:space="preserve"> на </w:t>
+            </w:r>
+            <w:proofErr w:type="spellStart"/>
+            <w:r>
+              <w:rPr>
+                <w:lang w:val="uk-UA"/>
+              </w:rPr>
+              <w:t>процессор</w:t>
+            </w:r>
+            <w:proofErr w:type="spellEnd"/>
+            <w:r>
+              <w:rPr>
+                <w:lang w:val="uk-UA"/>
+              </w:rPr>
+              <w:t>.</w:t>
+            </w:r>
+          </w:p>
+        </w:tc>
+        <w:tc>
+          <w:tcPr>
+            <w:tcW w:w="0" w:type="auto"/>
+            <w:vAlign w:val="center"/>
+            <w:hideMark/>
+          </w:tcPr>
+          <w:p>
+            <w:pPr>
+              <w:rPr>
+                <w:lang w:val="uk-UA"/>
+              </w:rPr>
+            </w:pPr>
+            <w:r>
+              <w:rPr>
+                <w:lang w:val="uk-UA"/>
+              </w:rPr>
+              <w:t xml:space="preserve">Детектор </w:t>
+            </w:r>
+            <w:proofErr w:type="spellStart"/>
+            <w:r>
+              <w:rPr>
+                <w:lang w:val="uk-UA"/>
+              </w:rPr>
+              <w:t>сосредоточится</w:t>
+            </w:r>
+            <w:proofErr w:type="spellEnd"/>
+            <w:r>
+              <w:rPr>
+                <w:lang w:val="uk-UA"/>
+              </w:rPr>
+              <w:t xml:space="preserve"> </w:t>
+            </w:r>
+            <w:proofErr w:type="spellStart"/>
+            <w:r>
+              <w:rPr>
+                <w:lang w:val="uk-UA"/>
+              </w:rPr>
+              <w:t>только</w:t>
+            </w:r>
+            <w:proofErr w:type="spellEnd"/>
+            <w:r>
+              <w:rPr>
+                <w:lang w:val="uk-UA"/>
+              </w:rPr>
+              <w:t xml:space="preserve"> на </w:t>
+            </w:r>
+            <w:proofErr w:type="spellStart"/>
+            <w:r>
+              <w:rPr>
+                <w:lang w:val="uk-UA"/>
+              </w:rPr>
+              <w:t>самых</w:t>
+            </w:r>
+            <w:proofErr w:type="spellEnd"/>
+            <w:r>
+              <w:rPr>
+                <w:lang w:val="uk-UA"/>
+              </w:rPr>
+              <w:t xml:space="preserve"> </w:t>
+            </w:r>
+            <w:proofErr w:type="spellStart"/>
+            <w:r>
+              <w:rPr>
+                <w:lang w:val="uk-UA"/>
+              </w:rPr>
+              <w:t>важных</w:t>
+            </w:r>
+            <w:proofErr w:type="spellEnd"/>
+            <w:r>
+              <w:rPr>
+                <w:lang w:val="uk-UA"/>
+              </w:rPr>
+              <w:t xml:space="preserve"> </w:t>
+            </w:r>
+            <w:proofErr w:type="spellStart"/>
+            <w:r>
+              <w:rPr>
+                <w:lang w:val="uk-UA"/>
+              </w:rPr>
+              <w:t>объектах</w:t>
+            </w:r>
+            <w:proofErr w:type="spellEnd"/>
+            <w:r>
+              <w:rPr>
+                <w:lang w:val="uk-UA"/>
+              </w:rPr>
+              <w:t>.</w:t>
+            </w:r>
+          </w:p>
+        </w:tc>
+        <w:tc>
+          <w:tcPr>
+            <w:tcW w:w="0" w:type="auto"/>
+            <w:vAlign w:val="center"/>
+            <w:hideMark/>
+          </w:tcPr>
+          <w:p>
+            <w:pPr>
+              <w:rPr>
+                <w:lang w:val="uk-UA"/>
+              </w:rPr>
+            </w:pPr>
+            <w:r>
+              <w:rPr>
+                <w:b/>
+                <w:bCs/>
+                <w:lang w:val="uk-UA"/>
+              </w:rPr>
+              <w:t>1–20</w:t>
+            </w:r>
+          </w:p>
+        </w:tc>
+      </w:tr>
+      <w:tr>
+        <w:trPr>
+          <w:tblCellSpacing w:w="15" w:type="dxa"/>
+        </w:trPr>
+        <w:tc>
+          <w:tcPr>
+            <w:tcW w:w="0" w:type="auto"/>
+            <w:vAlign w:val="center"/>
+            <w:hideMark/>
+          </w:tcPr>
+          <w:p>
+            <w:pPr>
+              <w:rPr>
+                <w:lang w:val="uk-UA"/>
+              </w:rPr>
+            </w:pPr>
+            <w:proofErr w:type="spellStart"/>
+            <w:r>
+              <w:rPr>
+                <w:b/>
+                <w:bCs/>
+                <w:lang w:val="uk-UA"/>
+              </w:rPr>
+              <w:t>motion.debug</w:t>
+            </w:r>
+            <w:proofErr w:type="spellEnd"/>
+          </w:p>
+        </w:tc>
+        <w:tc>
+          <w:tcPr>
+            <w:tcW w:w="0" w:type="auto"/>
+            <w:vAlign w:val="center"/>
+            <w:hideMark/>
+          </w:tcPr>
+          <w:p>
+            <w:pPr>
+              <w:rPr>
+                <w:lang w:val="uk-UA"/>
+              </w:rPr>
+            </w:pPr>
+            <w:r>
+              <w:rPr>
+                <w:b/>
+                <w:bCs/>
+                <w:lang w:val="uk-UA"/>
+              </w:rPr>
+              <w:t xml:space="preserve">Режим </w:t>
+            </w:r>
+            <w:proofErr w:type="spellStart"/>
+            <w:r>
+              <w:rPr>
+                <w:b/>
+                <w:bCs/>
+                <w:lang w:val="uk-UA"/>
+              </w:rPr>
+              <w:t>отладки</w:t>
+            </w:r>
+            <w:proofErr w:type="spellEnd"/>
+          </w:p>
+        </w:tc>
+        <w:tc>
+          <w:tcPr>
+            <w:tcW w:w="0" w:type="auto"/>
+            <w:vAlign w:val="center"/>
+            <w:hideMark/>
+          </w:tcPr>
+          <w:p>
+            <w:pPr>
+              <w:rPr>
+                <w:lang w:val="uk-UA"/>
+              </w:rPr>
+            </w:pPr>
+            <w:proofErr w:type="spellStart"/>
+            <w:r>
+              <w:rPr>
+                <w:lang w:val="uk-UA"/>
+              </w:rPr>
+              <w:t>Включает</w:t>
+            </w:r>
+            <w:proofErr w:type="spellEnd"/>
+            <w:r>
+              <w:rPr>
+                <w:lang w:val="uk-UA"/>
+              </w:rPr>
+              <w:t xml:space="preserve"> </w:t>
+            </w:r>
+            <w:proofErr w:type="spellStart"/>
+            <w:r>
+              <w:rPr>
+                <w:lang w:val="uk-UA"/>
+              </w:rPr>
+              <w:t>отображение</w:t>
+            </w:r>
+            <w:proofErr w:type="spellEnd"/>
+            <w:r>
+              <w:rPr>
+                <w:lang w:val="uk-UA"/>
+              </w:rPr>
+              <w:t xml:space="preserve"> </w:t>
+            </w:r>
+            <w:proofErr w:type="spellStart"/>
+            <w:r>
+              <w:rPr>
+                <w:lang w:val="uk-UA"/>
+              </w:rPr>
+              <w:t>промежуточных</w:t>
+            </w:r>
+            <w:proofErr w:type="spellEnd"/>
+            <w:r>
+              <w:rPr>
+                <w:lang w:val="uk-UA"/>
+              </w:rPr>
+              <w:t xml:space="preserve"> </w:t>
+            </w:r>
+            <w:proofErr w:type="spellStart"/>
+            <w:r>
+              <w:rPr>
+                <w:lang w:val="uk-UA"/>
+              </w:rPr>
+              <w:t>результатов</w:t>
+            </w:r>
+            <w:proofErr w:type="spellEnd"/>
+            <w:r>
+              <w:rPr>
+                <w:lang w:val="uk-UA"/>
+              </w:rPr>
+              <w:t xml:space="preserve"> </w:t>
+            </w:r>
+            <w:proofErr w:type="spellStart"/>
+            <w:r>
+              <w:rPr>
+                <w:lang w:val="uk-UA"/>
+              </w:rPr>
+              <w:t>обработки</w:t>
+            </w:r>
+            <w:proofErr w:type="spellEnd"/>
+            <w:r>
+              <w:rPr>
+                <w:lang w:val="uk-UA"/>
+              </w:rPr>
+              <w:t xml:space="preserve"> (маски, </w:t>
+            </w:r>
+            <w:proofErr w:type="spellStart"/>
+            <w:r>
+              <w:rPr>
+                <w:lang w:val="uk-UA"/>
+              </w:rPr>
+              <w:t>контуры</w:t>
+            </w:r>
+            <w:proofErr w:type="spellEnd"/>
+            <w:r>
+              <w:rPr>
+                <w:lang w:val="uk-UA"/>
+              </w:rPr>
+              <w:t xml:space="preserve">, </w:t>
+            </w:r>
+            <w:proofErr w:type="spellStart"/>
+            <w:r>
+              <w:rPr>
+                <w:lang w:val="uk-UA"/>
+              </w:rPr>
+              <w:t>служебная</w:t>
+            </w:r>
+            <w:proofErr w:type="spellEnd"/>
+            <w:r>
+              <w:rPr>
+                <w:lang w:val="uk-UA"/>
+              </w:rPr>
+              <w:t xml:space="preserve"> </w:t>
+            </w:r>
+            <w:proofErr w:type="spellStart"/>
+            <w:r>
+              <w:rPr>
+                <w:lang w:val="uk-UA"/>
+              </w:rPr>
+              <w:t>информация</w:t>
+            </w:r>
+            <w:proofErr w:type="spellEnd"/>
+            <w:r>
+              <w:rPr>
+                <w:lang w:val="uk-UA"/>
+              </w:rPr>
+              <w:t>).</w:t>
+            </w:r>
+          </w:p>
+        </w:tc>
+        <w:tc>
+          <w:tcPr>
+            <w:tcW w:w="0" w:type="auto"/>
+            <w:vAlign w:val="center"/>
+            <w:hideMark/>
+          </w:tcPr>
+          <w:p>
+            <w:pPr>
+              <w:rPr>
+                <w:lang w:val="uk-UA"/>
+              </w:rPr>
+            </w:pPr>
+            <w:proofErr w:type="spellStart"/>
+            <w:r>
+              <w:rPr>
+                <w:lang w:val="uk-UA"/>
+              </w:rPr>
+              <w:t>Удобно</w:t>
+            </w:r>
+            <w:proofErr w:type="spellEnd"/>
+            <w:r>
+              <w:rPr>
+                <w:lang w:val="uk-UA"/>
+              </w:rPr>
+              <w:t xml:space="preserve"> для настройки и </w:t>
+            </w:r>
+            <w:proofErr w:type="spellStart"/>
+            <w:r>
+              <w:rPr>
+                <w:lang w:val="uk-UA"/>
+              </w:rPr>
+              <w:t>диагностики</w:t>
+            </w:r>
+            <w:proofErr w:type="spellEnd"/>
+            <w:r>
+              <w:rPr>
+                <w:lang w:val="uk-UA"/>
+              </w:rPr>
+              <w:t>.</w:t>
+            </w:r>
+          </w:p>
+        </w:tc>
+        <w:tc>
+          <w:tcPr>
+            <w:tcW w:w="0" w:type="auto"/>
+            <w:vAlign w:val="center"/>
+            <w:hideMark/>
+          </w:tcPr>
+          <w:p>
+            <w:pPr>
+              <w:rPr>
+                <w:lang w:val="uk-UA"/>
+              </w:rPr>
+            </w:pPr>
+            <w:proofErr w:type="spellStart"/>
+            <w:r>
+              <w:rPr>
+                <w:lang w:val="uk-UA"/>
+              </w:rPr>
+              <w:t>Максимальная</w:t>
+            </w:r>
+            <w:proofErr w:type="spellEnd"/>
+            <w:r>
+              <w:rPr>
+                <w:lang w:val="uk-UA"/>
+              </w:rPr>
+              <w:t xml:space="preserve"> </w:t>
+            </w:r>
+            <w:proofErr w:type="spellStart"/>
+            <w:r>
+              <w:rPr>
+                <w:lang w:val="uk-UA"/>
+              </w:rPr>
+              <w:t>производительность</w:t>
+            </w:r>
+            <w:proofErr w:type="spellEnd"/>
+            <w:r>
+              <w:rPr>
+                <w:lang w:val="uk-UA"/>
+              </w:rPr>
+              <w:t xml:space="preserve"> и </w:t>
+            </w:r>
+            <w:proofErr w:type="spellStart"/>
+            <w:r>
+              <w:rPr>
+                <w:lang w:val="uk-UA"/>
+              </w:rPr>
+              <w:t>чистое</w:t>
+            </w:r>
+            <w:proofErr w:type="spellEnd"/>
+            <w:r>
+              <w:rPr>
+                <w:lang w:val="uk-UA"/>
+              </w:rPr>
+              <w:t xml:space="preserve"> </w:t>
+            </w:r>
+            <w:proofErr w:type="spellStart"/>
+            <w:r>
+              <w:rPr>
+                <w:lang w:val="uk-UA"/>
+              </w:rPr>
+              <w:t>изображение</w:t>
+            </w:r>
+            <w:proofErr w:type="spellEnd"/>
+            <w:r>
+              <w:rPr>
+                <w:lang w:val="uk-UA"/>
+              </w:rPr>
+              <w:t>.</w:t>
+            </w:r>
+          </w:p>
+        </w:tc>
+        <w:tc>
+          <w:tcPr>
+            <w:tcW w:w="0" w:type="auto"/>
+            <w:vAlign w:val="center"/>
+            <w:hideMark/>
+          </w:tcPr>
+          <w:p>
+            <w:pPr>
+              <w:rPr>
+                <w:lang w:val="uk-UA"/>
+              </w:rPr>
+            </w:pPr>
+            <w:proofErr w:type="spellStart"/>
+            <w:r>
+              <w:rPr>
+                <w:b/>
+                <w:bCs/>
+                <w:lang w:val="uk-UA"/>
+              </w:rPr>
+              <w:t>Вкл</w:t>
+            </w:r>
+            <w:proofErr w:type="spellEnd"/>
+            <w:r>
+              <w:rPr>
+                <w:b/>
+                <w:bCs/>
+                <w:lang w:val="uk-UA"/>
+              </w:rPr>
+              <w:t>./</w:t>
+            </w:r>
+            <w:proofErr w:type="spellStart"/>
+            <w:r>
+              <w:rPr>
+                <w:b/>
+                <w:bCs/>
+                <w:lang w:val="uk-UA"/>
+              </w:rPr>
+              <w:t>Выкл</w:t>
+            </w:r>
+            <w:proofErr w:type="spellEnd"/>
+            <w:r>
+              <w:rPr>
+                <w:b/>
+                <w:bCs/>
+                <w:lang w:val="uk-UA"/>
+              </w:rPr>
+              <w:t>.</w:t>
+            </w:r>
+          </w:p>
+        </w:tc>
+      </w:tr>
+    </w:tbl>
+    <w:p>
+      <w:pPr>
+        <w:rPr>
+          <w:lang w:val="ru-RU"/>
+        </w:rPr>
+      </w:pPr>
+    </w:p>
+    <w:p>
+      <w:pPr>
+        <w:rPr>
+          <w:lang w:val="ru-RU"/>
+        </w:rPr>
+      </w:pPr>
+    </w:p>
+    <w:p>
+      <w:pPr>
+        <w:rPr>
+          <w:lang w:val="ru-RU"/>
+        </w:rPr>
+      </w:pPr>
+    </w:p>
+    <w:p>
+      <w:pPr>
+        <w:rPr>
+          <w:b/>
+          <w:bCs/>
+          <w:lang w:val="uk-UA"/>
+        </w:rPr>
+      </w:pPr>
+      <w:proofErr w:type="spellStart"/>
+      <w:r>
+        <w:rPr>
+          <w:b/>
+          <w:bCs/>
+          <w:lang w:val="uk-UA"/>
+        </w:rPr>
+        <w:t>Практические</w:t>
+      </w:r>
+      <w:proofErr w:type="spellEnd"/>
+      <w:r>
+        <w:rPr>
+          <w:b/>
+          <w:bCs/>
+          <w:lang w:val="uk-UA"/>
+        </w:rPr>
+        <w:t xml:space="preserve"> </w:t>
+      </w:r>
+      <w:proofErr w:type="spellStart"/>
+      <w:r>
+        <w:rPr>
+          <w:b/>
+          <w:bCs/>
+          <w:lang w:val="uk-UA"/>
+        </w:rPr>
+        <w:t>рекомендации</w:t>
+      </w:r>
+      <w:proofErr w:type="spellEnd"/>
+    </w:p>
+    <w:p>
+      <w:pPr>
+        <w:rPr>
+          <w:lang w:val="uk-UA"/>
+        </w:rPr>
+      </w:pPr>
+      <w:r>
+        <w:rPr>
+          <w:lang w:val="uk-UA"/>
+        </w:rPr>
+        <w:t xml:space="preserve">Для </w:t>
+      </w:r>
+      <w:proofErr w:type="spellStart"/>
+      <w:r>
+        <w:rPr>
+          <w:lang w:val="uk-UA"/>
+        </w:rPr>
+        <w:t>разных</w:t>
+      </w:r>
+      <w:proofErr w:type="spellEnd"/>
+      <w:r>
+        <w:rPr>
+          <w:lang w:val="uk-UA"/>
+        </w:rPr>
+        <w:t xml:space="preserve"> </w:t>
+      </w:r>
+      <w:proofErr w:type="spellStart"/>
+      <w:r>
+        <w:rPr>
+          <w:lang w:val="uk-UA"/>
+        </w:rPr>
+        <w:t>сценариев</w:t>
+      </w:r>
+      <w:proofErr w:type="spellEnd"/>
+      <w:r>
+        <w:rPr>
+          <w:lang w:val="uk-UA"/>
+        </w:rPr>
+        <w:t xml:space="preserve"> </w:t>
+      </w:r>
+      <w:proofErr w:type="spellStart"/>
+      <w:r>
+        <w:rPr>
+          <w:lang w:val="uk-UA"/>
+        </w:rPr>
+        <w:t>можно</w:t>
+      </w:r>
+      <w:proofErr w:type="spellEnd"/>
+      <w:r>
+        <w:rPr>
+          <w:lang w:val="uk-UA"/>
+        </w:rPr>
+        <w:t xml:space="preserve"> </w:t>
+      </w:r>
+      <w:proofErr w:type="spellStart"/>
+      <w:r>
+        <w:rPr>
+          <w:lang w:val="uk-UA"/>
+        </w:rPr>
+        <w:t>использовать</w:t>
+      </w:r>
+      <w:proofErr w:type="spellEnd"/>
+      <w:r>
+        <w:rPr>
+          <w:lang w:val="uk-UA"/>
+        </w:rPr>
+        <w:t xml:space="preserve"> </w:t>
+      </w:r>
+      <w:proofErr w:type="spellStart"/>
+      <w:r>
+        <w:rPr>
+          <w:lang w:val="uk-UA"/>
+        </w:rPr>
+        <w:t>такие</w:t>
+      </w:r>
+      <w:proofErr w:type="spellEnd"/>
+      <w:r>
+        <w:rPr>
+          <w:lang w:val="uk-UA"/>
+        </w:rPr>
+        <w:t xml:space="preserve"> </w:t>
+      </w:r>
+      <w:proofErr w:type="spellStart"/>
+      <w:r>
+        <w:rPr>
+          <w:lang w:val="uk-UA"/>
+        </w:rPr>
+        <w:t>отправные</w:t>
+      </w:r>
+      <w:proofErr w:type="spellEnd"/>
+      <w:r>
+        <w:rPr>
+          <w:lang w:val="uk-UA"/>
+        </w:rPr>
+        <w:t xml:space="preserve"> точки:</w:t>
+      </w:r>
+    </w:p>
+    <w:tbl>
+      <w:tblPr>
+        <w:tblW w:w="0" w:type="auto"/>
+        <w:tblCellSpacing w:w="15" w:type="dxa"/>
+        <w:tblCellMar>
+          <w:top w:w="15" w:type="dxa"/>
+          <w:left w:w="15" w:type="dxa"/>
+          <w:bottom w:w="15" w:type="dxa"/>
+          <w:right w:w="15" w:type="dxa"/>
+        </w:tblCellMar>
+        <w:tblLook w:val="04A0" w:firstRow="1" w:lastRow="0" w:firstColumn="1" w:lastColumn="0" w:noHBand="0" w:noVBand="1"/>
+      </w:tblPr>
+      <w:tblGrid>
+        <w:gridCol w:w="3345"/>
+        <w:gridCol w:w="1107"/>
+        <w:gridCol w:w="1023"/>
+        <w:gridCol w:w="536"/>
+        <w:gridCol w:w="901"/>
+        <w:gridCol w:w="1442"/>
+      </w:tblGrid>
+      <w:tr>
+        <w:trPr>
+          <w:tblHeader/>
+          <w:tblCellSpacing w:w="15" w:type="dxa"/>
+        </w:trPr>
+        <w:tc>
+          <w:tcPr>
+            <w:tcW w:w="0" w:type="auto"/>
+            <w:vAlign w:val="center"/>
+            <w:hideMark/>
+          </w:tcPr>
+          <w:p>
+            <w:pPr>
+              <w:rPr>
+                <w:b/>
+                <w:bCs/>
+                <w:lang w:val="uk-UA"/>
+              </w:rPr>
+            </w:pPr>
+            <w:proofErr w:type="spellStart"/>
+            <w:r>
+              <w:rPr>
+                <w:b/>
+                <w:bCs/>
+                <w:lang w:val="uk-UA"/>
+              </w:rPr>
+              <w:t>Сценарий</w:t>
+            </w:r>
+            <w:proofErr w:type="spellEnd"/>
+          </w:p>
+        </w:tc>
+        <w:tc>
+          <w:tcPr>
+            <w:tcW w:w="0" w:type="auto"/>
+            <w:vAlign w:val="center"/>
+            <w:hideMark/>
+          </w:tcPr>
+          <w:p>
+            <w:pPr>
+              <w:rPr>
+                <w:b/>
+                <w:bCs/>
+                <w:lang w:val="uk-UA"/>
+              </w:rPr>
+            </w:pPr>
+            <w:proofErr w:type="spellStart"/>
+            <w:r>
+              <w:rPr>
+                <w:b/>
+                <w:bCs/>
+                <w:lang w:val="uk-UA"/>
+              </w:rPr>
+              <w:t>Threshold</w:t>
+            </w:r>
+            <w:proofErr w:type="spellEnd"/>
+          </w:p>
+        </w:tc>
+        <w:tc>
+          <w:tcPr>
+            <w:tcW w:w="0" w:type="auto"/>
+            <w:vAlign w:val="center"/>
+            <w:hideMark/>
+          </w:tcPr>
+          <w:p>
+            <w:pPr>
+              <w:rPr>
+                <w:b/>
+                <w:bCs/>
+                <w:lang w:val="uk-UA"/>
+              </w:rPr>
+            </w:pPr>
+            <w:proofErr w:type="spellStart"/>
+            <w:r>
+              <w:rPr>
+                <w:b/>
+                <w:bCs/>
+                <w:lang w:val="uk-UA"/>
+              </w:rPr>
+              <w:t>MinArea</w:t>
+            </w:r>
+            <w:proofErr w:type="spellEnd"/>
+          </w:p>
+        </w:tc>
+        <w:tc>
+          <w:tcPr>
+            <w:tcW w:w="0" w:type="auto"/>
+            <w:vAlign w:val="center"/>
+            <w:hideMark/>
+          </w:tcPr>
+          <w:p>
+            <w:pPr>
+              <w:rPr>
+                <w:b/>
+                <w:bCs/>
+                <w:lang w:val="uk-UA"/>
+              </w:rPr>
+            </w:pPr>
+            <w:proofErr w:type="spellStart"/>
+            <w:r>
+              <w:rPr>
+                <w:b/>
+                <w:bCs/>
+                <w:lang w:val="uk-UA"/>
+              </w:rPr>
+              <w:t>Blur</w:t>
+            </w:r>
+            <w:proofErr w:type="spellEnd"/>
+          </w:p>
+        </w:tc>
+        <w:tc>
+          <w:tcPr>
+            <w:tcW w:w="0" w:type="auto"/>
+            <w:vAlign w:val="center"/>
+            <w:hideMark/>
+          </w:tcPr>
+          <w:p>
+            <w:pPr>
+              <w:rPr>
+                <w:b/>
+                <w:bCs/>
+                <w:lang w:val="uk-UA"/>
+              </w:rPr>
+            </w:pPr>
+            <w:proofErr w:type="spellStart"/>
+            <w:r>
+              <w:rPr>
+                <w:b/>
+                <w:bCs/>
+                <w:lang w:val="uk-UA"/>
+              </w:rPr>
+              <w:t>History</w:t>
+            </w:r>
+            <w:proofErr w:type="spellEnd"/>
+          </w:p>
+        </w:tc>
+        <w:tc>
+          <w:tcPr>
+            <w:tcW w:w="0" w:type="auto"/>
+            <w:vAlign w:val="center"/>
+            <w:hideMark/>
+          </w:tcPr>
+          <w:p>
+            <w:pPr>
+              <w:rPr>
+                <w:b/>
+                <w:bCs/>
+                <w:lang w:val="uk-UA"/>
+              </w:rPr>
+            </w:pPr>
+            <w:proofErr w:type="spellStart"/>
+            <w:r>
+              <w:rPr>
+                <w:b/>
+                <w:bCs/>
+                <w:lang w:val="uk-UA"/>
+              </w:rPr>
+              <w:t>LearningRate</w:t>
+            </w:r>
+            <w:proofErr w:type="spellEnd"/>
+          </w:p>
+        </w:tc>
+      </w:tr>
+      <w:tr>
+        <w:trPr>
+          <w:tblCellSpacing w:w="15" w:type="dxa"/>
+        </w:trPr>
+        <w:tc>
+          <w:tcPr>
+            <w:tcW w:w="0" w:type="auto"/>
+            <w:vAlign w:val="center"/>
+            <w:hideMark/>
+          </w:tcPr>
+          <w:p>
+            <w:pPr>
+              <w:rPr>
+                <w:lang w:val="uk-UA"/>
+              </w:rPr>
+            </w:pPr>
+            <w:proofErr w:type="spellStart"/>
+            <w:r>
+              <w:rPr>
+                <w:lang w:val="uk-UA"/>
+              </w:rPr>
+              <w:t>Спокойная</w:t>
+            </w:r>
+            <w:proofErr w:type="spellEnd"/>
+            <w:r>
+              <w:rPr>
+                <w:lang w:val="uk-UA"/>
+              </w:rPr>
+              <w:t xml:space="preserve"> </w:t>
+            </w:r>
+            <w:proofErr w:type="spellStart"/>
+            <w:r>
+              <w:rPr>
+                <w:lang w:val="uk-UA"/>
+              </w:rPr>
+              <w:t>морская</w:t>
+            </w:r>
+            <w:proofErr w:type="spellEnd"/>
+            <w:r>
+              <w:rPr>
+                <w:lang w:val="uk-UA"/>
+              </w:rPr>
+              <w:t xml:space="preserve"> </w:t>
+            </w:r>
+            <w:proofErr w:type="spellStart"/>
+            <w:r>
+              <w:rPr>
+                <w:lang w:val="uk-UA"/>
+              </w:rPr>
+              <w:t>поверхность</w:t>
+            </w:r>
+            <w:proofErr w:type="spellEnd"/>
+          </w:p>
+        </w:tc>
+        <w:tc>
+          <w:tcPr>
+            <w:tcW w:w="0" w:type="auto"/>
+            <w:vAlign w:val="center"/>
+            <w:hideMark/>
+          </w:tcPr>
+          <w:p>
+            <w:pPr>
+              <w:rPr>
+                <w:lang w:val="uk-UA"/>
+              </w:rPr>
+            </w:pPr>
+            <w:r>
+              <w:rPr>
+                <w:lang w:val="uk-UA"/>
+              </w:rPr>
+              <w:t>20–25</w:t>
+            </w:r>
+          </w:p>
+        </w:tc>
+        <w:tc>
+          <w:tcPr>
+            <w:tcW w:w="0" w:type="auto"/>
+            <w:vAlign w:val="center"/>
+            <w:hideMark/>
+          </w:tcPr>
+          <w:p>
+            <w:pPr>
+              <w:rPr>
+                <w:lang w:val="uk-UA"/>
+              </w:rPr>
+            </w:pPr>
+            <w:r>
+              <w:rPr>
+                <w:lang w:val="uk-UA"/>
+              </w:rPr>
+              <w:t>200–400</w:t>
+            </w:r>
+          </w:p>
+        </w:tc>
+        <w:tc>
+          <w:tcPr>
+            <w:tcW w:w="0" w:type="auto"/>
+            <w:vAlign w:val="center"/>
+            <w:hideMark/>
+          </w:tcPr>
+          <w:p>
+            <w:pPr>
+              <w:rPr>
+                <w:lang w:val="uk-UA"/>
+              </w:rPr>
+            </w:pPr>
+            <w:r>
+              <w:rPr>
+                <w:lang w:val="uk-UA"/>
+              </w:rPr>
+              <w:t>5–7</w:t>
+            </w:r>
+          </w:p>
+        </w:tc>
+        <w:tc>
+          <w:tcPr>
+            <w:tcW w:w="0" w:type="auto"/>
+            <w:vAlign w:val="center"/>
+            <w:hideMark/>
+          </w:tcPr>
+          <w:p>
+            <w:pPr>
+              <w:rPr>
+                <w:lang w:val="uk-UA"/>
+              </w:rPr>
+            </w:pPr>
+            <w:r>
+              <w:rPr>
+                <w:lang w:val="uk-UA"/>
+              </w:rPr>
+              <w:t>150–250</w:t>
+            </w:r>
+          </w:p>
+        </w:tc>
+        <w:tc>
+          <w:tcPr>
+            <w:tcW w:w="0" w:type="auto"/>
+            <w:vAlign w:val="center"/>
+            <w:hideMark/>
+          </w:tcPr>
+          <w:p>
+            <w:pPr>
+              <w:rPr>
+                <w:lang w:val="uk-UA"/>
+              </w:rPr>
+            </w:pPr>
+            <w:r>
+              <w:rPr>
+                <w:lang w:val="uk-UA"/>
+              </w:rPr>
+              <w:t>0.005</w:t>
+            </w:r>
+          </w:p>
+        </w:tc>
+      </w:tr>
+      <w:tr>
+        <w:trPr>
+          <w:tblCellSpacing w:w="15" w:type="dxa"/>
+        </w:trPr>
+        <w:tc>
+          <w:tcPr>
+            <w:tcW w:w="0" w:type="auto"/>
+            <w:vAlign w:val="center"/>
+            <w:hideMark/>
+          </w:tcPr>
+          <w:p>
+            <w:pPr>
+              <w:rPr>
+                <w:lang w:val="uk-UA"/>
+              </w:rPr>
+            </w:pPr>
+            <w:proofErr w:type="spellStart"/>
+            <w:r>
+              <w:rPr>
+                <w:lang w:val="uk-UA"/>
+              </w:rPr>
+              <w:t>Волны</w:t>
+            </w:r>
+            <w:proofErr w:type="spellEnd"/>
+            <w:r>
+              <w:rPr>
+                <w:lang w:val="uk-UA"/>
+              </w:rPr>
+              <w:t xml:space="preserve">, </w:t>
+            </w:r>
+            <w:proofErr w:type="spellStart"/>
+            <w:r>
+              <w:rPr>
+                <w:lang w:val="uk-UA"/>
+              </w:rPr>
+              <w:t>блики</w:t>
+            </w:r>
+            <w:proofErr w:type="spellEnd"/>
+            <w:r>
+              <w:rPr>
+                <w:lang w:val="uk-UA"/>
+              </w:rPr>
+              <w:t xml:space="preserve">, </w:t>
+            </w:r>
+            <w:proofErr w:type="spellStart"/>
+            <w:r>
+              <w:rPr>
+                <w:lang w:val="uk-UA"/>
+              </w:rPr>
+              <w:t>дождь</w:t>
+            </w:r>
+            <w:proofErr w:type="spellEnd"/>
+          </w:p>
+        </w:tc>
+        <w:tc>
+          <w:tcPr>
+            <w:tcW w:w="0" w:type="auto"/>
+            <w:vAlign w:val="center"/>
+            <w:hideMark/>
+          </w:tcPr>
+          <w:p>
+            <w:pPr>
+              <w:rPr>
+                <w:lang w:val="uk-UA"/>
+              </w:rPr>
+            </w:pPr>
+            <w:r>
+              <w:rPr>
+                <w:lang w:val="uk-UA"/>
+              </w:rPr>
+              <w:t>30–40</w:t>
+            </w:r>
+          </w:p>
+        </w:tc>
+        <w:tc>
+          <w:tcPr>
+            <w:tcW w:w="0" w:type="auto"/>
+            <w:vAlign w:val="center"/>
+            <w:hideMark/>
+          </w:tcPr>
+          <w:p>
+            <w:pPr>
+              <w:rPr>
+                <w:lang w:val="uk-UA"/>
+              </w:rPr>
+            </w:pPr>
+            <w:r>
+              <w:rPr>
+                <w:lang w:val="uk-UA"/>
+              </w:rPr>
+              <w:t>500–1000</w:t>
+            </w:r>
+          </w:p>
+        </w:tc>
+        <w:tc>
+          <w:tcPr>
+            <w:tcW w:w="0" w:type="auto"/>
+            <w:vAlign w:val="center"/>
+            <w:hideMark/>
+          </w:tcPr>
+          <w:p>
+            <w:pPr>
+              <w:rPr>
+                <w:lang w:val="uk-UA"/>
+              </w:rPr>
+            </w:pPr>
+            <w:r>
+              <w:rPr>
+                <w:lang w:val="uk-UA"/>
+              </w:rPr>
+              <w:t>7–11</w:t>
+            </w:r>
+          </w:p>
+        </w:tc>
+        <w:tc>
+          <w:tcPr>
+            <w:tcW w:w="0" w:type="auto"/>
+            <w:vAlign w:val="center"/>
+            <w:hideMark/>
+          </w:tcPr>
+          <w:p>
+            <w:pPr>
+              <w:rPr>
+                <w:lang w:val="uk-UA"/>
+              </w:rPr>
+            </w:pPr>
+            <w:r>
+              <w:rPr>
+                <w:lang w:val="uk-UA"/>
+              </w:rPr>
+              <w:t>250–400</w:t>
+            </w:r>
+          </w:p>
+        </w:tc>
+        <w:tc>
+          <w:tcPr>
+            <w:tcW w:w="0" w:type="auto"/>
+            <w:vAlign w:val="center"/>
+            <w:hideMark/>
+          </w:tcPr>
+          <w:p>
+            <w:pPr>
+              <w:rPr>
+                <w:lang w:val="uk-UA"/>
+              </w:rPr>
+            </w:pPr>
+            <w:r>
+              <w:rPr>
+                <w:lang w:val="uk-UA"/>
+              </w:rPr>
+              <w:t>0.002</w:t>
+            </w:r>
+          </w:p>
+        </w:tc>
+      </w:tr>
+      <w:tr>
+        <w:trPr>
+          <w:tblCellSpacing w:w="15" w:type="dxa"/>
+        </w:trPr>
+        <w:tc>
+          <w:tcPr>
+            <w:tcW w:w="0" w:type="auto"/>
+            <w:vAlign w:val="center"/>
+            <w:hideMark/>
+          </w:tcPr>
+          <w:p>
+            <w:pPr>
+              <w:rPr>
+                <w:lang w:val="uk-UA"/>
+              </w:rPr>
+            </w:pPr>
+            <w:proofErr w:type="spellStart"/>
+            <w:r>
+              <w:rPr>
+                <w:lang w:val="uk-UA"/>
+              </w:rPr>
+              <w:t>Поиск</w:t>
+            </w:r>
+            <w:proofErr w:type="spellEnd"/>
+            <w:r>
+              <w:rPr>
+                <w:lang w:val="uk-UA"/>
+              </w:rPr>
+              <w:t xml:space="preserve"> </w:t>
+            </w:r>
+            <w:proofErr w:type="spellStart"/>
+            <w:r>
+              <w:rPr>
+                <w:lang w:val="uk-UA"/>
+              </w:rPr>
+              <w:t>небольших</w:t>
+            </w:r>
+            <w:proofErr w:type="spellEnd"/>
+            <w:r>
+              <w:rPr>
+                <w:lang w:val="uk-UA"/>
+              </w:rPr>
+              <w:t xml:space="preserve"> </w:t>
+            </w:r>
+            <w:proofErr w:type="spellStart"/>
+            <w:r>
+              <w:rPr>
+                <w:lang w:val="uk-UA"/>
+              </w:rPr>
+              <w:t>катеров</w:t>
+            </w:r>
+            <w:proofErr w:type="spellEnd"/>
+          </w:p>
+        </w:tc>
+        <w:tc>
+          <w:tcPr>
+            <w:tcW w:w="0" w:type="auto"/>
+            <w:vAlign w:val="center"/>
+            <w:hideMark/>
+          </w:tcPr>
+          <w:p>
+            <w:pPr>
+              <w:rPr>
+                <w:lang w:val="uk-UA"/>
+              </w:rPr>
+            </w:pPr>
+            <w:r>
+              <w:rPr>
+                <w:lang w:val="uk-UA"/>
+              </w:rPr>
+              <w:t>18–25</w:t>
+            </w:r>
+          </w:p>
+        </w:tc>
+        <w:tc>
+          <w:tcPr>
+            <w:tcW w:w="0" w:type="auto"/>
+            <w:vAlign w:val="center"/>
+            <w:hideMark/>
+          </w:tcPr>
+          <w:p>
+            <w:pPr>
+              <w:rPr>
+                <w:lang w:val="uk-UA"/>
+              </w:rPr>
+            </w:pPr>
+            <w:r>
+              <w:rPr>
+                <w:lang w:val="uk-UA"/>
+              </w:rPr>
+              <w:t>150–300</w:t>
+            </w:r>
+          </w:p>
+        </w:tc>
+        <w:tc>
+          <w:tcPr>
+            <w:tcW w:w="0" w:type="auto"/>
+            <w:vAlign w:val="center"/>
+            <w:hideMark/>
+          </w:tcPr>
+          <w:p>
+            <w:pPr>
+              <w:rPr>
+                <w:lang w:val="uk-UA"/>
+              </w:rPr>
+            </w:pPr>
+            <w:r>
+              <w:rPr>
+                <w:lang w:val="uk-UA"/>
+              </w:rPr>
+              <w:t>5</w:t>
+            </w:r>
+          </w:p>
+        </w:tc>
+        <w:tc>
+          <w:tcPr>
+            <w:tcW w:w="0" w:type="auto"/>
+            <w:vAlign w:val="center"/>
+            <w:hideMark/>
+          </w:tcPr>
+          <w:p>
+            <w:pPr>
+              <w:rPr>
+                <w:lang w:val="uk-UA"/>
+              </w:rPr>
+            </w:pPr>
+            <w:r>
+              <w:rPr>
+                <w:lang w:val="uk-UA"/>
+              </w:rPr>
+              <w:t>100–200</w:t>
+            </w:r>
+          </w:p>
+        </w:tc>
+        <w:tc>
+          <w:tcPr>
+            <w:tcW w:w="0" w:type="auto"/>
+            <w:vAlign w:val="center"/>
+            <w:hideMark/>
+          </w:tcPr>
+          <w:p>
+            <w:pPr>
+              <w:rPr>
+                <w:lang w:val="uk-UA"/>
+              </w:rPr>
+            </w:pPr>
+            <w:r>
+              <w:rPr>
+                <w:lang w:val="uk-UA"/>
+              </w:rPr>
+              <w:t>0.005</w:t>
+            </w:r>
+          </w:p>
+        </w:tc>
+      </w:tr>
+      <w:tr>
+        <w:trPr>
+          <w:tblCellSpacing w:w="15" w:type="dxa"/>
+        </w:trPr>
+        <w:tc>
+          <w:tcPr>
+            <w:tcW w:w="0" w:type="auto"/>
+            <w:vAlign w:val="center"/>
+            <w:hideMark/>
+          </w:tcPr>
+          <w:p>
+            <w:pPr>
+              <w:rPr>
+                <w:lang w:val="uk-UA"/>
+              </w:rPr>
+            </w:pPr>
+            <w:proofErr w:type="spellStart"/>
+            <w:r>
+              <w:rPr>
+                <w:lang w:val="uk-UA"/>
+              </w:rPr>
+              <w:t>Поиск</w:t>
+            </w:r>
+            <w:proofErr w:type="spellEnd"/>
+            <w:r>
+              <w:rPr>
+                <w:lang w:val="uk-UA"/>
+              </w:rPr>
+              <w:t xml:space="preserve"> </w:t>
+            </w:r>
+            <w:proofErr w:type="spellStart"/>
+            <w:r>
+              <w:rPr>
+                <w:lang w:val="uk-UA"/>
+              </w:rPr>
+              <w:t>крупных</w:t>
+            </w:r>
+            <w:proofErr w:type="spellEnd"/>
+            <w:r>
+              <w:rPr>
+                <w:lang w:val="uk-UA"/>
+              </w:rPr>
+              <w:t xml:space="preserve"> </w:t>
+            </w:r>
+            <w:proofErr w:type="spellStart"/>
+            <w:r>
+              <w:rPr>
+                <w:lang w:val="uk-UA"/>
+              </w:rPr>
+              <w:t>судов</w:t>
+            </w:r>
+            <w:proofErr w:type="spellEnd"/>
+          </w:p>
+        </w:tc>
+        <w:tc>
+          <w:tcPr>
+            <w:tcW w:w="0" w:type="auto"/>
+            <w:vAlign w:val="center"/>
+            <w:hideMark/>
+          </w:tcPr>
+          <w:p>
+            <w:pPr>
+              <w:rPr>
+                <w:lang w:val="uk-UA"/>
+              </w:rPr>
+            </w:pPr>
+            <w:r>
+              <w:rPr>
+                <w:lang w:val="uk-UA"/>
+              </w:rPr>
+              <w:t>30–40</w:t>
+            </w:r>
+          </w:p>
+        </w:tc>
+        <w:tc>
+          <w:tcPr>
+            <w:tcW w:w="0" w:type="auto"/>
+            <w:vAlign w:val="center"/>
+            <w:hideMark/>
+          </w:tcPr>
+          <w:p>
+            <w:pPr>
+              <w:rPr>
+                <w:lang w:val="uk-UA"/>
+              </w:rPr>
+            </w:pPr>
+            <w:r>
+              <w:rPr>
+                <w:lang w:val="uk-UA"/>
+              </w:rPr>
+              <w:t>800–1500</w:t>
+            </w:r>
+          </w:p>
+        </w:tc>
+        <w:tc>
+          <w:tcPr>
+            <w:tcW w:w="0" w:type="auto"/>
+            <w:vAlign w:val="center"/>
+            <w:hideMark/>
+          </w:tcPr>
+          <w:p>
+            <w:pPr>
+              <w:rPr>
+                <w:lang w:val="uk-UA"/>
+              </w:rPr>
+            </w:pPr>
+            <w:r>
+              <w:rPr>
+                <w:lang w:val="uk-UA"/>
+              </w:rPr>
+              <w:t>7–9</w:t>
+            </w:r>
+          </w:p>
+        </w:tc>
+        <w:tc>
+          <w:tcPr>
+            <w:tcW w:w="0" w:type="auto"/>
+            <w:vAlign w:val="center"/>
+            <w:hideMark/>
+          </w:tcPr>
+          <w:p>
+            <w:pPr>
+              <w:rPr>
+                <w:lang w:val="uk-UA"/>
+              </w:rPr>
+            </w:pPr>
+            <w:r>
+              <w:rPr>
+                <w:lang w:val="uk-UA"/>
+              </w:rPr>
+              <w:t>200–300</w:t>
+            </w:r>
+          </w:p>
+        </w:tc>
+        <w:tc>
+          <w:tcPr>
+            <w:tcW w:w="0" w:type="auto"/>
+            <w:vAlign w:val="center"/>
+            <w:hideMark/>
+          </w:tcPr>
+          <w:p>
+            <w:pPr>
+              <w:rPr>
+                <w:lang w:val="uk-UA"/>
+              </w:rPr>
+            </w:pPr>
+            <w:r>
+              <w:rPr>
+                <w:lang w:val="uk-UA"/>
+              </w:rPr>
+              <w:t>0.003</w:t>
+            </w:r>
+          </w:p>
+        </w:tc>
+      </w:tr>
+    </w:tbl>
+    <w:p>
+      <w:pPr>
+        <w:rPr>
+          <w:lang w:val="ru-RU"/>
+        </w:rPr>
+      </w:pPr>
+    </w:p>
     <w:sectPr>
       <w:pgSz w:w="12240" w:h="15840"/>
       <w:pgMar w:top="1440" w:right="1800" w:bottom="1440" w:left="1800" w:header="720" w:footer="720" w:gutter="0"/>
@@ -1373,7 +6281,6 @@
   <w:style w:type="character" w:default="1" w:styleId="a2">
     <w:name w:val="Default Paragraph Font"/>
     <w:uiPriority w:val="1"/>
-    <w:semiHidden/>
     <w:unhideWhenUsed/>
   </w:style>
   <w:style w:type="table" w:default="1" w:styleId="a3">
